--- a/DB_Sandro_Chichinadze_HW_Recruitment_descriptions-Updated.docx
+++ b/DB_Sandro_Chichinadze_HW_Recruitment_descriptions-Updated.docx
@@ -7,22 +7,24 @@
         <w:pStyle w:val="Heading1"/>
       </w:pPr>
       <w:r>
-        <w:t>Recruitment Agency Database Description</w:t>
+        <w:t>DB_Aleksandre_Tchitchinadze_HW_Recruitment — Table-by-Table Description</w:t>
       </w:r>
     </w:p>
     <w:p>
       <w:r>
-        <w:t>Author: Aleksandre (Sandro) Chichinadze</w:t>
+        <w:t>Author: Sandro Chichinadze</w:t>
+        <w:br/>
+        <w:t>Date: 2025-11-11</w:t>
+        <w:br/>
       </w:r>
     </w:p>
     <w:p>
       <w:r>
-        <w:t>Date: 2025-11-11</w:t>
-      </w:r>
-    </w:p>
-    <w:p>
-      <w:r>
-        <w:t>This document provides detailed descriptions of all tables in the Recruitment Agency database, including their purpose, fields, relationships, and example data.</w:t>
+        <w:t>This document follows the mentor's requested structure for EACH TABLE:</w:t>
+        <w:br/>
+        <w:t>Title → Description → Columns (name, type, description, constraints) → Relationship notes → Example rows.</w:t>
+        <w:br/>
+        <w:t>All relationship notes mirror the arrows in the ERD PNG.</w:t>
       </w:r>
     </w:p>
     <w:p>
@@ -35,7 +37,7 @@
     </w:p>
     <w:p>
       <w:r>
-        <w:t>Stores information about countries and cities where clients, recruiters, and candidates are located.</w:t>
+        <w:t>Stores a normalized list of countries and cities referenced by clients, jobs and candidates.</w:t>
       </w:r>
     </w:p>
     <w:tbl>
@@ -56,7 +58,7 @@
           </w:tcPr>
           <w:p>
             <w:r>
-              <w:t>Column Name</w:t>
+              <w:t>Column</w:t>
             </w:r>
           </w:p>
         </w:tc>
@@ -118,17 +120,17 @@
           </w:tcPr>
           <w:p>
             <w:r>
-              <w:t>Unique identifier for each location</w:t>
-            </w:r>
-          </w:p>
-        </w:tc>
-        <w:tc>
-          <w:tcPr>
-            <w:tcW w:type="dxa" w:w="2160"/>
-          </w:tcPr>
-          <w:p>
-            <w:r>
-              <w:t>Primary Key</w:t>
+              <w:t>Surrogate key</w:t>
+            </w:r>
+          </w:p>
+        </w:tc>
+        <w:tc>
+          <w:tcPr>
+            <w:tcW w:type="dxa" w:w="2160"/>
+          </w:tcPr>
+          <w:p>
+            <w:r>
+              <w:t>PK</w:t>
             </w:r>
           </w:p>
         </w:tc>
@@ -160,17 +162,17 @@
           </w:tcPr>
           <w:p>
             <w:r>
-              <w:t>Country name</w:t>
-            </w:r>
-          </w:p>
-        </w:tc>
-        <w:tc>
-          <w:tcPr>
-            <w:tcW w:type="dxa" w:w="2160"/>
-          </w:tcPr>
-          <w:p>
-            <w:r>
-              <w:t>Required</w:t>
+              <w:t>Country</w:t>
+            </w:r>
+          </w:p>
+        </w:tc>
+        <w:tc>
+          <w:tcPr>
+            <w:tcW w:type="dxa" w:w="2160"/>
+          </w:tcPr>
+          <w:p>
+            <w:r>
+              <w:t>NOT NULL</w:t>
             </w:r>
           </w:p>
         </w:tc>
@@ -202,17 +204,17 @@
           </w:tcPr>
           <w:p>
             <w:r>
-              <w:t>City name</w:t>
-            </w:r>
-          </w:p>
-        </w:tc>
-        <w:tc>
-          <w:tcPr>
-            <w:tcW w:type="dxa" w:w="2160"/>
-          </w:tcPr>
-          <w:p>
-            <w:r>
-              <w:t>Required</w:t>
+              <w:t>City</w:t>
+            </w:r>
+          </w:p>
+        </w:tc>
+        <w:tc>
+          <w:tcPr>
+            <w:tcW w:type="dxa" w:w="2160"/>
+          </w:tcPr>
+          <w:p>
+            <w:r>
+              <w:t>NOT NULL</w:t>
             </w:r>
           </w:p>
         </w:tc>
@@ -226,22 +228,143 @@
     </w:p>
     <w:p>
       <w:r>
-        <w:t>- One-to-many between LOCATIONS (location_id) and CLIENTS (location_id).</w:t>
+        <w:t>- One-to-many: LOCATIONS(location_id) → CLIENTS(location_id).</w:t>
       </w:r>
     </w:p>
     <w:p>
       <w:r>
-        <w:t>- One-to-many between LOCATIONS (location_id) and CANDIDATES (current_location_id).</w:t>
+        <w:t>- One-to-many: LOCATIONS(location_id) → JOBS(location_id).</w:t>
       </w:r>
     </w:p>
     <w:p>
       <w:r>
-        <w:t>- One-to-many between LOCATIONS (location_id) and JOBS (location_id).</w:t>
+        <w:t>- One-to-many: LOCATIONS(location_id) → CANDIDATES(current_location_id).</w:t>
       </w:r>
     </w:p>
     <w:p>
       <w:r>
-        <w:t>Example Data:</w:t>
+        <w:t>Example:</w:t>
+      </w:r>
+    </w:p>
+    <w:tbl>
+      <w:tblPr>
+        <w:tblW w:type="auto" w:w="0"/>
+        <w:tblLook w:firstColumn="1" w:firstRow="1" w:lastColumn="0" w:lastRow="0" w:noHBand="0" w:noVBand="1" w:val="04A0"/>
+      </w:tblPr>
+      <w:tblGrid>
+        <w:gridCol w:w="2880"/>
+        <w:gridCol w:w="2880"/>
+        <w:gridCol w:w="2880"/>
+      </w:tblGrid>
+      <w:tr>
+        <w:tc>
+          <w:tcPr>
+            <w:tcW w:type="dxa" w:w="2880"/>
+          </w:tcPr>
+          <w:p>
+            <w:r>
+              <w:t>location_id</w:t>
+            </w:r>
+          </w:p>
+        </w:tc>
+        <w:tc>
+          <w:tcPr>
+            <w:tcW w:type="dxa" w:w="2880"/>
+          </w:tcPr>
+          <w:p>
+            <w:r>
+              <w:t>country</w:t>
+            </w:r>
+          </w:p>
+        </w:tc>
+        <w:tc>
+          <w:tcPr>
+            <w:tcW w:type="dxa" w:w="2880"/>
+          </w:tcPr>
+          <w:p>
+            <w:r>
+              <w:t>city</w:t>
+            </w:r>
+          </w:p>
+        </w:tc>
+      </w:tr>
+      <w:tr>
+        <w:tc>
+          <w:tcPr>
+            <w:tcW w:type="dxa" w:w="2880"/>
+          </w:tcPr>
+          <w:p>
+            <w:r>
+              <w:t>1</w:t>
+            </w:r>
+          </w:p>
+        </w:tc>
+        <w:tc>
+          <w:tcPr>
+            <w:tcW w:type="dxa" w:w="2880"/>
+          </w:tcPr>
+          <w:p>
+            <w:r>
+              <w:t>Georgia</w:t>
+            </w:r>
+          </w:p>
+        </w:tc>
+        <w:tc>
+          <w:tcPr>
+            <w:tcW w:type="dxa" w:w="2880"/>
+          </w:tcPr>
+          <w:p>
+            <w:r>
+              <w:t>Tbilisi</w:t>
+            </w:r>
+          </w:p>
+        </w:tc>
+      </w:tr>
+      <w:tr>
+        <w:tc>
+          <w:tcPr>
+            <w:tcW w:type="dxa" w:w="2880"/>
+          </w:tcPr>
+          <w:p>
+            <w:r>
+              <w:t>2</w:t>
+            </w:r>
+          </w:p>
+        </w:tc>
+        <w:tc>
+          <w:tcPr>
+            <w:tcW w:type="dxa" w:w="2880"/>
+          </w:tcPr>
+          <w:p>
+            <w:r>
+              <w:t>Germany</w:t>
+            </w:r>
+          </w:p>
+        </w:tc>
+        <w:tc>
+          <w:tcPr>
+            <w:tcW w:type="dxa" w:w="2880"/>
+          </w:tcPr>
+          <w:p>
+            <w:r>
+              <w:t>Berlin</w:t>
+            </w:r>
+          </w:p>
+        </w:tc>
+      </w:tr>
+    </w:tbl>
+    <w:p/>
+    <w:p>
+      <w:pPr>
+        <w:pStyle w:val="Heading2"/>
+      </w:pPr>
+      <w:r>
+        <w:t>CLIENTS</w:t>
+      </w:r>
+    </w:p>
+    <w:p>
+      <w:r>
+        <w:t>Represents hiring companies that post jobs through the agency.</w:t>
       </w:r>
     </w:p>
     <w:tbl>
@@ -262,7 +385,7 @@
           </w:tcPr>
           <w:p>
             <w:r>
-              <w:t>Column Name</w:t>
+              <w:t>Column</w:t>
             </w:r>
           </w:p>
         </w:tc>
@@ -304,36 +427,38 @@
           </w:tcPr>
           <w:p>
             <w:r>
-              <w:t>1</w:t>
-            </w:r>
-          </w:p>
-        </w:tc>
-        <w:tc>
-          <w:tcPr>
-            <w:tcW w:type="dxa" w:w="2160"/>
-          </w:tcPr>
-          <w:p>
-            <w:r>
-              <w:t>Georgia</w:t>
-            </w:r>
-          </w:p>
-        </w:tc>
-        <w:tc>
-          <w:tcPr>
-            <w:tcW w:type="dxa" w:w="2160"/>
-          </w:tcPr>
-          <w:p>
-            <w:r>
-              <w:t>Tbilisi</w:t>
-            </w:r>
-          </w:p>
-        </w:tc>
-        <w:tc>
-          <w:tcPr>
-            <w:tcW w:type="dxa" w:w="2160"/>
-          </w:tcPr>
-          <w:p>
-            <w:r/>
+              <w:t>client_id</w:t>
+            </w:r>
+          </w:p>
+        </w:tc>
+        <w:tc>
+          <w:tcPr>
+            <w:tcW w:type="dxa" w:w="2160"/>
+          </w:tcPr>
+          <w:p>
+            <w:r>
+              <w:t>INT</w:t>
+            </w:r>
+          </w:p>
+        </w:tc>
+        <w:tc>
+          <w:tcPr>
+            <w:tcW w:type="dxa" w:w="2160"/>
+          </w:tcPr>
+          <w:p>
+            <w:r>
+              <w:t>Client identifier</w:t>
+            </w:r>
+          </w:p>
+        </w:tc>
+        <w:tc>
+          <w:tcPr>
+            <w:tcW w:type="dxa" w:w="2160"/>
+          </w:tcPr>
+          <w:p>
+            <w:r>
+              <w:t>PK</w:t>
+            </w:r>
           </w:p>
         </w:tc>
       </w:tr>
@@ -344,36 +469,355 @@
           </w:tcPr>
           <w:p>
             <w:r>
+              <w:t>name</w:t>
+            </w:r>
+          </w:p>
+        </w:tc>
+        <w:tc>
+          <w:tcPr>
+            <w:tcW w:type="dxa" w:w="2160"/>
+          </w:tcPr>
+          <w:p>
+            <w:r>
+              <w:t>VARCHAR(120)</w:t>
+            </w:r>
+          </w:p>
+        </w:tc>
+        <w:tc>
+          <w:tcPr>
+            <w:tcW w:type="dxa" w:w="2160"/>
+          </w:tcPr>
+          <w:p>
+            <w:r>
+              <w:t>Legal/company name</w:t>
+            </w:r>
+          </w:p>
+        </w:tc>
+        <w:tc>
+          <w:tcPr>
+            <w:tcW w:type="dxa" w:w="2160"/>
+          </w:tcPr>
+          <w:p>
+            <w:r>
+              <w:t>UNIQUE, NOT NULL</w:t>
+            </w:r>
+          </w:p>
+        </w:tc>
+      </w:tr>
+      <w:tr>
+        <w:tc>
+          <w:tcPr>
+            <w:tcW w:type="dxa" w:w="2160"/>
+          </w:tcPr>
+          <w:p>
+            <w:r>
+              <w:t>industry</w:t>
+            </w:r>
+          </w:p>
+        </w:tc>
+        <w:tc>
+          <w:tcPr>
+            <w:tcW w:type="dxa" w:w="2160"/>
+          </w:tcPr>
+          <w:p>
+            <w:r>
+              <w:t>VARCHAR(80)</w:t>
+            </w:r>
+          </w:p>
+        </w:tc>
+        <w:tc>
+          <w:tcPr>
+            <w:tcW w:type="dxa" w:w="2160"/>
+          </w:tcPr>
+          <w:p>
+            <w:r>
+              <w:t>Industry segment</w:t>
+            </w:r>
+          </w:p>
+        </w:tc>
+        <w:tc>
+          <w:tcPr>
+            <w:tcW w:type="dxa" w:w="2160"/>
+          </w:tcPr>
+          <w:p>
+            <w:r/>
+          </w:p>
+        </w:tc>
+      </w:tr>
+      <w:tr>
+        <w:tc>
+          <w:tcPr>
+            <w:tcW w:type="dxa" w:w="2160"/>
+          </w:tcPr>
+          <w:p>
+            <w:r>
+              <w:t>website</w:t>
+            </w:r>
+          </w:p>
+        </w:tc>
+        <w:tc>
+          <w:tcPr>
+            <w:tcW w:type="dxa" w:w="2160"/>
+          </w:tcPr>
+          <w:p>
+            <w:r>
+              <w:t>VARCHAR(200)</w:t>
+            </w:r>
+          </w:p>
+        </w:tc>
+        <w:tc>
+          <w:tcPr>
+            <w:tcW w:type="dxa" w:w="2160"/>
+          </w:tcPr>
+          <w:p>
+            <w:r>
+              <w:t>Website URL</w:t>
+            </w:r>
+          </w:p>
+        </w:tc>
+        <w:tc>
+          <w:tcPr>
+            <w:tcW w:type="dxa" w:w="2160"/>
+          </w:tcPr>
+          <w:p>
+            <w:r/>
+          </w:p>
+        </w:tc>
+      </w:tr>
+      <w:tr>
+        <w:tc>
+          <w:tcPr>
+            <w:tcW w:type="dxa" w:w="2160"/>
+          </w:tcPr>
+          <w:p>
+            <w:r>
+              <w:t>location_id</w:t>
+            </w:r>
+          </w:p>
+        </w:tc>
+        <w:tc>
+          <w:tcPr>
+            <w:tcW w:type="dxa" w:w="2160"/>
+          </w:tcPr>
+          <w:p>
+            <w:r>
+              <w:t>INT</w:t>
+            </w:r>
+          </w:p>
+        </w:tc>
+        <w:tc>
+          <w:tcPr>
+            <w:tcW w:type="dxa" w:w="2160"/>
+          </w:tcPr>
+          <w:p>
+            <w:r>
+              <w:t>FK to company location</w:t>
+            </w:r>
+          </w:p>
+        </w:tc>
+        <w:tc>
+          <w:tcPr>
+            <w:tcW w:type="dxa" w:w="2160"/>
+          </w:tcPr>
+          <w:p>
+            <w:r>
+              <w:t>FK → LOCATIONS.location_id</w:t>
+            </w:r>
+          </w:p>
+        </w:tc>
+      </w:tr>
+    </w:tbl>
+    <w:p/>
+    <w:p>
+      <w:r>
+        <w:t>Relationships:</w:t>
+      </w:r>
+    </w:p>
+    <w:p>
+      <w:r>
+        <w:t>- Many-to-one: CLIENTS(location_id) → LOCATIONS(location_id).</w:t>
+      </w:r>
+    </w:p>
+    <w:p>
+      <w:r>
+        <w:t>- One-to-many: CLIENTS(client_id) → CLIENT_CONTACTS(client_id).</w:t>
+      </w:r>
+    </w:p>
+    <w:p>
+      <w:r>
+        <w:t>- One-to-many: CLIENTS(client_id) → JOBS(client_id).</w:t>
+      </w:r>
+    </w:p>
+    <w:p>
+      <w:r>
+        <w:t>Example:</w:t>
+      </w:r>
+    </w:p>
+    <w:tbl>
+      <w:tblPr>
+        <w:tblW w:type="auto" w:w="0"/>
+        <w:tblLook w:firstColumn="1" w:firstRow="1" w:lastColumn="0" w:lastRow="0" w:noHBand="0" w:noVBand="1" w:val="04A0"/>
+      </w:tblPr>
+      <w:tblGrid>
+        <w:gridCol w:w="1728"/>
+        <w:gridCol w:w="1728"/>
+        <w:gridCol w:w="1728"/>
+        <w:gridCol w:w="1728"/>
+        <w:gridCol w:w="1728"/>
+      </w:tblGrid>
+      <w:tr>
+        <w:tc>
+          <w:tcPr>
+            <w:tcW w:type="dxa" w:w="1728"/>
+          </w:tcPr>
+          <w:p>
+            <w:r>
+              <w:t>client_id</w:t>
+            </w:r>
+          </w:p>
+        </w:tc>
+        <w:tc>
+          <w:tcPr>
+            <w:tcW w:type="dxa" w:w="1728"/>
+          </w:tcPr>
+          <w:p>
+            <w:r>
+              <w:t>name</w:t>
+            </w:r>
+          </w:p>
+        </w:tc>
+        <w:tc>
+          <w:tcPr>
+            <w:tcW w:type="dxa" w:w="1728"/>
+          </w:tcPr>
+          <w:p>
+            <w:r>
+              <w:t>industry</w:t>
+            </w:r>
+          </w:p>
+        </w:tc>
+        <w:tc>
+          <w:tcPr>
+            <w:tcW w:type="dxa" w:w="1728"/>
+          </w:tcPr>
+          <w:p>
+            <w:r>
+              <w:t>website</w:t>
+            </w:r>
+          </w:p>
+        </w:tc>
+        <w:tc>
+          <w:tcPr>
+            <w:tcW w:type="dxa" w:w="1728"/>
+          </w:tcPr>
+          <w:p>
+            <w:r>
+              <w:t>location_id</w:t>
+            </w:r>
+          </w:p>
+        </w:tc>
+      </w:tr>
+      <w:tr>
+        <w:tc>
+          <w:tcPr>
+            <w:tcW w:type="dxa" w:w="1728"/>
+          </w:tcPr>
+          <w:p>
+            <w:r>
+              <w:t>1</w:t>
+            </w:r>
+          </w:p>
+        </w:tc>
+        <w:tc>
+          <w:tcPr>
+            <w:tcW w:type="dxa" w:w="1728"/>
+          </w:tcPr>
+          <w:p>
+            <w:r>
+              <w:t>EPAM Systems</w:t>
+            </w:r>
+          </w:p>
+        </w:tc>
+        <w:tc>
+          <w:tcPr>
+            <w:tcW w:type="dxa" w:w="1728"/>
+          </w:tcPr>
+          <w:p>
+            <w:r>
+              <w:t>IT Services</w:t>
+            </w:r>
+          </w:p>
+        </w:tc>
+        <w:tc>
+          <w:tcPr>
+            <w:tcW w:type="dxa" w:w="1728"/>
+          </w:tcPr>
+          <w:p>
+            <w:r>
+              <w:t>https://www.epam.com</w:t>
+            </w:r>
+          </w:p>
+        </w:tc>
+        <w:tc>
+          <w:tcPr>
+            <w:tcW w:type="dxa" w:w="1728"/>
+          </w:tcPr>
+          <w:p>
+            <w:r>
+              <w:t>1</w:t>
+            </w:r>
+          </w:p>
+        </w:tc>
+      </w:tr>
+      <w:tr>
+        <w:tc>
+          <w:tcPr>
+            <w:tcW w:type="dxa" w:w="1728"/>
+          </w:tcPr>
+          <w:p>
+            <w:r>
               <w:t>2</w:t>
             </w:r>
           </w:p>
         </w:tc>
         <w:tc>
           <w:tcPr>
-            <w:tcW w:type="dxa" w:w="2160"/>
-          </w:tcPr>
-          <w:p>
-            <w:r>
-              <w:t>Germany</w:t>
-            </w:r>
-          </w:p>
-        </w:tc>
-        <w:tc>
-          <w:tcPr>
-            <w:tcW w:type="dxa" w:w="2160"/>
-          </w:tcPr>
-          <w:p>
-            <w:r>
-              <w:t>Berlin</w:t>
-            </w:r>
-          </w:p>
-        </w:tc>
-        <w:tc>
-          <w:tcPr>
-            <w:tcW w:type="dxa" w:w="2160"/>
-          </w:tcPr>
-          <w:p>
-            <w:r/>
+            <w:tcW w:type="dxa" w:w="1728"/>
+          </w:tcPr>
+          <w:p>
+            <w:r>
+              <w:t>BMW Group</w:t>
+            </w:r>
+          </w:p>
+        </w:tc>
+        <w:tc>
+          <w:tcPr>
+            <w:tcW w:type="dxa" w:w="1728"/>
+          </w:tcPr>
+          <w:p>
+            <w:r>
+              <w:t>Automotive</w:t>
+            </w:r>
+          </w:p>
+        </w:tc>
+        <w:tc>
+          <w:tcPr>
+            <w:tcW w:type="dxa" w:w="1728"/>
+          </w:tcPr>
+          <w:p>
+            <w:r>
+              <w:t>https://www.bmw.com</w:t>
+            </w:r>
+          </w:p>
+        </w:tc>
+        <w:tc>
+          <w:tcPr>
+            <w:tcW w:type="dxa" w:w="1728"/>
+          </w:tcPr>
+          <w:p>
+            <w:r>
+              <w:t>2</w:t>
+            </w:r>
           </w:p>
         </w:tc>
       </w:tr>
@@ -384,12 +828,12 @@
         <w:pStyle w:val="Heading2"/>
       </w:pPr>
       <w:r>
-        <w:t>CLIENTS</w:t>
+        <w:t>CLIENT_CONTACTS</w:t>
       </w:r>
     </w:p>
     <w:p>
       <w:r>
-        <w:t>Contains information about companies that post job vacancies through recruiters.</w:t>
+        <w:t>Stores contact persons working at client companies for job coordination.</w:t>
       </w:r>
     </w:p>
     <w:tbl>
@@ -410,7 +854,7 @@
           </w:tcPr>
           <w:p>
             <w:r>
-              <w:t>Column Name</w:t>
+              <w:t>Column</w:t>
             </w:r>
           </w:p>
         </w:tc>
@@ -452,7 +896,7 @@
           </w:tcPr>
           <w:p>
             <w:r>
-              <w:t>client_id</w:t>
+              <w:t>contact_id</w:t>
             </w:r>
           </w:p>
         </w:tc>
@@ -472,17 +916,17 @@
           </w:tcPr>
           <w:p>
             <w:r>
-              <w:t>Unique ID for client</w:t>
-            </w:r>
-          </w:p>
-        </w:tc>
-        <w:tc>
-          <w:tcPr>
-            <w:tcW w:type="dxa" w:w="2160"/>
-          </w:tcPr>
-          <w:p>
-            <w:r>
-              <w:t>Primary Key</w:t>
+              <w:t>Contact identifier</w:t>
+            </w:r>
+          </w:p>
+        </w:tc>
+        <w:tc>
+          <w:tcPr>
+            <w:tcW w:type="dxa" w:w="2160"/>
+          </w:tcPr>
+          <w:p>
+            <w:r>
+              <w:t>PK</w:t>
             </w:r>
           </w:p>
         </w:tc>
@@ -494,37 +938,37 @@
           </w:tcPr>
           <w:p>
             <w:r>
-              <w:t>name</w:t>
-            </w:r>
-          </w:p>
-        </w:tc>
-        <w:tc>
-          <w:tcPr>
-            <w:tcW w:type="dxa" w:w="2160"/>
-          </w:tcPr>
-          <w:p>
-            <w:r>
-              <w:t>VARCHAR(120)</w:t>
-            </w:r>
-          </w:p>
-        </w:tc>
-        <w:tc>
-          <w:tcPr>
-            <w:tcW w:type="dxa" w:w="2160"/>
-          </w:tcPr>
-          <w:p>
-            <w:r>
-              <w:t>Client company name</w:t>
-            </w:r>
-          </w:p>
-        </w:tc>
-        <w:tc>
-          <w:tcPr>
-            <w:tcW w:type="dxa" w:w="2160"/>
-          </w:tcPr>
-          <w:p>
-            <w:r>
-              <w:t>Unique, Required</w:t>
+              <w:t>client_id</w:t>
+            </w:r>
+          </w:p>
+        </w:tc>
+        <w:tc>
+          <w:tcPr>
+            <w:tcW w:type="dxa" w:w="2160"/>
+          </w:tcPr>
+          <w:p>
+            <w:r>
+              <w:t>INT</w:t>
+            </w:r>
+          </w:p>
+        </w:tc>
+        <w:tc>
+          <w:tcPr>
+            <w:tcW w:type="dxa" w:w="2160"/>
+          </w:tcPr>
+          <w:p>
+            <w:r>
+              <w:t>Owning client</w:t>
+            </w:r>
+          </w:p>
+        </w:tc>
+        <w:tc>
+          <w:tcPr>
+            <w:tcW w:type="dxa" w:w="2160"/>
+          </w:tcPr>
+          <w:p>
+            <w:r>
+              <w:t>FK → CLIENTS.client_id</w:t>
             </w:r>
           </w:p>
         </w:tc>
@@ -536,27 +980,27 @@
           </w:tcPr>
           <w:p>
             <w:r>
-              <w:t>industry</w:t>
-            </w:r>
-          </w:p>
-        </w:tc>
-        <w:tc>
-          <w:tcPr>
-            <w:tcW w:type="dxa" w:w="2160"/>
-          </w:tcPr>
-          <w:p>
-            <w:r>
-              <w:t>VARCHAR(80)</w:t>
-            </w:r>
-          </w:p>
-        </w:tc>
-        <w:tc>
-          <w:tcPr>
-            <w:tcW w:type="dxa" w:w="2160"/>
-          </w:tcPr>
-          <w:p>
-            <w:r>
-              <w:t>Industry sector</w:t>
+              <w:t>first_name</w:t>
+            </w:r>
+          </w:p>
+        </w:tc>
+        <w:tc>
+          <w:tcPr>
+            <w:tcW w:type="dxa" w:w="2160"/>
+          </w:tcPr>
+          <w:p>
+            <w:r>
+              <w:t>VARCHAR(60)</w:t>
+            </w:r>
+          </w:p>
+        </w:tc>
+        <w:tc>
+          <w:tcPr>
+            <w:tcW w:type="dxa" w:w="2160"/>
+          </w:tcPr>
+          <w:p>
+            <w:r>
+              <w:t>First name</w:t>
             </w:r>
           </w:p>
         </w:tc>
@@ -576,27 +1020,27 @@
           </w:tcPr>
           <w:p>
             <w:r>
-              <w:t>website</w:t>
-            </w:r>
-          </w:p>
-        </w:tc>
-        <w:tc>
-          <w:tcPr>
-            <w:tcW w:type="dxa" w:w="2160"/>
-          </w:tcPr>
-          <w:p>
-            <w:r>
-              <w:t>VARCHAR(200)</w:t>
-            </w:r>
-          </w:p>
-        </w:tc>
-        <w:tc>
-          <w:tcPr>
-            <w:tcW w:type="dxa" w:w="2160"/>
-          </w:tcPr>
-          <w:p>
-            <w:r>
-              <w:t>Client website URL</w:t>
+              <w:t>last_name</w:t>
+            </w:r>
+          </w:p>
+        </w:tc>
+        <w:tc>
+          <w:tcPr>
+            <w:tcW w:type="dxa" w:w="2160"/>
+          </w:tcPr>
+          <w:p>
+            <w:r>
+              <w:t>VARCHAR(60)</w:t>
+            </w:r>
+          </w:p>
+        </w:tc>
+        <w:tc>
+          <w:tcPr>
+            <w:tcW w:type="dxa" w:w="2160"/>
+          </w:tcPr>
+          <w:p>
+            <w:r>
+              <w:t>Last name</w:t>
             </w:r>
           </w:p>
         </w:tc>
@@ -616,38 +1060,78 @@
           </w:tcPr>
           <w:p>
             <w:r>
-              <w:t>location_id</w:t>
-            </w:r>
-          </w:p>
-        </w:tc>
-        <w:tc>
-          <w:tcPr>
-            <w:tcW w:type="dxa" w:w="2160"/>
-          </w:tcPr>
-          <w:p>
-            <w:r>
-              <w:t>INT</w:t>
-            </w:r>
-          </w:p>
-        </w:tc>
-        <w:tc>
-          <w:tcPr>
-            <w:tcW w:type="dxa" w:w="2160"/>
-          </w:tcPr>
-          <w:p>
-            <w:r>
-              <w:t>Reference to client’s location</w:t>
-            </w:r>
-          </w:p>
-        </w:tc>
-        <w:tc>
-          <w:tcPr>
-            <w:tcW w:type="dxa" w:w="2160"/>
-          </w:tcPr>
-          <w:p>
-            <w:r>
-              <w:t>FK → LOCATIONS.location_id</w:t>
-            </w:r>
+              <w:t>email</w:t>
+            </w:r>
+          </w:p>
+        </w:tc>
+        <w:tc>
+          <w:tcPr>
+            <w:tcW w:type="dxa" w:w="2160"/>
+          </w:tcPr>
+          <w:p>
+            <w:r>
+              <w:t>VARCHAR(120)</w:t>
+            </w:r>
+          </w:p>
+        </w:tc>
+        <w:tc>
+          <w:tcPr>
+            <w:tcW w:type="dxa" w:w="2160"/>
+          </w:tcPr>
+          <w:p>
+            <w:r>
+              <w:t>Business email</w:t>
+            </w:r>
+          </w:p>
+        </w:tc>
+        <w:tc>
+          <w:tcPr>
+            <w:tcW w:type="dxa" w:w="2160"/>
+          </w:tcPr>
+          <w:p>
+            <w:r>
+              <w:t>UNIQUE, NOT NULL</w:t>
+            </w:r>
+          </w:p>
+        </w:tc>
+      </w:tr>
+      <w:tr>
+        <w:tc>
+          <w:tcPr>
+            <w:tcW w:type="dxa" w:w="2160"/>
+          </w:tcPr>
+          <w:p>
+            <w:r>
+              <w:t>phone</w:t>
+            </w:r>
+          </w:p>
+        </w:tc>
+        <w:tc>
+          <w:tcPr>
+            <w:tcW w:type="dxa" w:w="2160"/>
+          </w:tcPr>
+          <w:p>
+            <w:r>
+              <w:t>VARCHAR(25)</w:t>
+            </w:r>
+          </w:p>
+        </w:tc>
+        <w:tc>
+          <w:tcPr>
+            <w:tcW w:type="dxa" w:w="2160"/>
+          </w:tcPr>
+          <w:p>
+            <w:r>
+              <w:t>Phone</w:t>
+            </w:r>
+          </w:p>
+        </w:tc>
+        <w:tc>
+          <w:tcPr>
+            <w:tcW w:type="dxa" w:w="2160"/>
+          </w:tcPr>
+          <w:p>
+            <w:r/>
           </w:p>
         </w:tc>
       </w:tr>
@@ -660,22 +1144,226 @@
     </w:p>
     <w:p>
       <w:r>
-        <w:t>- Many-to-one from CLIENTS (location_id) → LOCATIONS (location_id).</w:t>
+        <w:t>- Many-to-one: CLIENT_CONTACTS(client_id) → CLIENTS(client_id).</w:t>
       </w:r>
     </w:p>
     <w:p>
       <w:r>
-        <w:t>- One-to-many between CLIENTS (client_id) and CLIENT_CONTACTS (client_id).</w:t>
+        <w:t>Example:</w:t>
+      </w:r>
+    </w:p>
+    <w:tbl>
+      <w:tblPr>
+        <w:tblW w:type="auto" w:w="0"/>
+        <w:tblLook w:firstColumn="1" w:firstRow="1" w:lastColumn="0" w:lastRow="0" w:noHBand="0" w:noVBand="1" w:val="04A0"/>
+      </w:tblPr>
+      <w:tblGrid>
+        <w:gridCol w:w="1440"/>
+        <w:gridCol w:w="1440"/>
+        <w:gridCol w:w="1440"/>
+        <w:gridCol w:w="1440"/>
+        <w:gridCol w:w="1440"/>
+        <w:gridCol w:w="1440"/>
+      </w:tblGrid>
+      <w:tr>
+        <w:tc>
+          <w:tcPr>
+            <w:tcW w:type="dxa" w:w="1440"/>
+          </w:tcPr>
+          <w:p>
+            <w:r>
+              <w:t>contact_id</w:t>
+            </w:r>
+          </w:p>
+        </w:tc>
+        <w:tc>
+          <w:tcPr>
+            <w:tcW w:type="dxa" w:w="1440"/>
+          </w:tcPr>
+          <w:p>
+            <w:r>
+              <w:t>client_id</w:t>
+            </w:r>
+          </w:p>
+        </w:tc>
+        <w:tc>
+          <w:tcPr>
+            <w:tcW w:type="dxa" w:w="1440"/>
+          </w:tcPr>
+          <w:p>
+            <w:r>
+              <w:t>first_name</w:t>
+            </w:r>
+          </w:p>
+        </w:tc>
+        <w:tc>
+          <w:tcPr>
+            <w:tcW w:type="dxa" w:w="1440"/>
+          </w:tcPr>
+          <w:p>
+            <w:r>
+              <w:t>last_name</w:t>
+            </w:r>
+          </w:p>
+        </w:tc>
+        <w:tc>
+          <w:tcPr>
+            <w:tcW w:type="dxa" w:w="1440"/>
+          </w:tcPr>
+          <w:p>
+            <w:r>
+              <w:t>email</w:t>
+            </w:r>
+          </w:p>
+        </w:tc>
+        <w:tc>
+          <w:tcPr>
+            <w:tcW w:type="dxa" w:w="1440"/>
+          </w:tcPr>
+          <w:p>
+            <w:r>
+              <w:t>phone</w:t>
+            </w:r>
+          </w:p>
+        </w:tc>
+      </w:tr>
+      <w:tr>
+        <w:tc>
+          <w:tcPr>
+            <w:tcW w:type="dxa" w:w="1440"/>
+          </w:tcPr>
+          <w:p>
+            <w:r>
+              <w:t>1</w:t>
+            </w:r>
+          </w:p>
+        </w:tc>
+        <w:tc>
+          <w:tcPr>
+            <w:tcW w:type="dxa" w:w="1440"/>
+          </w:tcPr>
+          <w:p>
+            <w:r>
+              <w:t>1</w:t>
+            </w:r>
+          </w:p>
+        </w:tc>
+        <w:tc>
+          <w:tcPr>
+            <w:tcW w:type="dxa" w:w="1440"/>
+          </w:tcPr>
+          <w:p>
+            <w:r>
+              <w:t>Nino</w:t>
+            </w:r>
+          </w:p>
+        </w:tc>
+        <w:tc>
+          <w:tcPr>
+            <w:tcW w:type="dxa" w:w="1440"/>
+          </w:tcPr>
+          <w:p>
+            <w:r>
+              <w:t>Beridze</w:t>
+            </w:r>
+          </w:p>
+        </w:tc>
+        <w:tc>
+          <w:tcPr>
+            <w:tcW w:type="dxa" w:w="1440"/>
+          </w:tcPr>
+          <w:p>
+            <w:r>
+              <w:t>nino.beridze@epam.com</w:t>
+            </w:r>
+          </w:p>
+        </w:tc>
+        <w:tc>
+          <w:tcPr>
+            <w:tcW w:type="dxa" w:w="1440"/>
+          </w:tcPr>
+          <w:p>
+            <w:r>
+              <w:t>+995-555-111-111</w:t>
+            </w:r>
+          </w:p>
+        </w:tc>
+      </w:tr>
+      <w:tr>
+        <w:tc>
+          <w:tcPr>
+            <w:tcW w:type="dxa" w:w="1440"/>
+          </w:tcPr>
+          <w:p>
+            <w:r>
+              <w:t>2</w:t>
+            </w:r>
+          </w:p>
+        </w:tc>
+        <w:tc>
+          <w:tcPr>
+            <w:tcW w:type="dxa" w:w="1440"/>
+          </w:tcPr>
+          <w:p>
+            <w:r>
+              <w:t>2</w:t>
+            </w:r>
+          </w:p>
+        </w:tc>
+        <w:tc>
+          <w:tcPr>
+            <w:tcW w:type="dxa" w:w="1440"/>
+          </w:tcPr>
+          <w:p>
+            <w:r>
+              <w:t>Karl</w:t>
+            </w:r>
+          </w:p>
+        </w:tc>
+        <w:tc>
+          <w:tcPr>
+            <w:tcW w:type="dxa" w:w="1440"/>
+          </w:tcPr>
+          <w:p>
+            <w:r>
+              <w:t>Meyer</w:t>
+            </w:r>
+          </w:p>
+        </w:tc>
+        <w:tc>
+          <w:tcPr>
+            <w:tcW w:type="dxa" w:w="1440"/>
+          </w:tcPr>
+          <w:p>
+            <w:r>
+              <w:t>k.meyer@bmw.com</w:t>
+            </w:r>
+          </w:p>
+        </w:tc>
+        <w:tc>
+          <w:tcPr>
+            <w:tcW w:type="dxa" w:w="1440"/>
+          </w:tcPr>
+          <w:p>
+            <w:r>
+              <w:t>+49-89-1234</w:t>
+            </w:r>
+          </w:p>
+        </w:tc>
+      </w:tr>
+    </w:tbl>
+    <w:p/>
+    <w:p>
+      <w:pPr>
+        <w:pStyle w:val="Heading2"/>
+      </w:pPr>
+      <w:r>
+        <w:t>RECRUITERS</w:t>
       </w:r>
     </w:p>
     <w:p>
       <w:r>
-        <w:t>- One-to-many between CLIENTS (client_id) and JOBS (client_id).</w:t>
-      </w:r>
-    </w:p>
-    <w:p>
-      <w:r>
-        <w:t>Example Data:</w:t>
+        <w:t>Agency employees who source candidates, run interviews and manage offers. Supports hierarchy via manager FK.</w:t>
       </w:r>
     </w:p>
     <w:tbl>
@@ -696,7 +1384,7 @@
           </w:tcPr>
           <w:p>
             <w:r>
-              <w:t>Column Name</w:t>
+              <w:t>Column</w:t>
             </w:r>
           </w:p>
         </w:tc>
@@ -738,37 +1426,37 @@
           </w:tcPr>
           <w:p>
             <w:r>
-              <w:t>1</w:t>
-            </w:r>
-          </w:p>
-        </w:tc>
-        <w:tc>
-          <w:tcPr>
-            <w:tcW w:type="dxa" w:w="2160"/>
-          </w:tcPr>
-          <w:p>
-            <w:r>
-              <w:t>EPAM Systems</w:t>
-            </w:r>
-          </w:p>
-        </w:tc>
-        <w:tc>
-          <w:tcPr>
-            <w:tcW w:type="dxa" w:w="2160"/>
-          </w:tcPr>
-          <w:p>
-            <w:r>
-              <w:t>IT Services</w:t>
-            </w:r>
-          </w:p>
-        </w:tc>
-        <w:tc>
-          <w:tcPr>
-            <w:tcW w:type="dxa" w:w="2160"/>
-          </w:tcPr>
-          <w:p>
-            <w:r>
-              <w:t>www.epam.com, location_id=1</w:t>
+              <w:t>recruiter_id</w:t>
+            </w:r>
+          </w:p>
+        </w:tc>
+        <w:tc>
+          <w:tcPr>
+            <w:tcW w:type="dxa" w:w="2160"/>
+          </w:tcPr>
+          <w:p>
+            <w:r>
+              <w:t>INT</w:t>
+            </w:r>
+          </w:p>
+        </w:tc>
+        <w:tc>
+          <w:tcPr>
+            <w:tcW w:type="dxa" w:w="2160"/>
+          </w:tcPr>
+          <w:p>
+            <w:r>
+              <w:t>Recruiter identifier</w:t>
+            </w:r>
+          </w:p>
+        </w:tc>
+        <w:tc>
+          <w:tcPr>
+            <w:tcW w:type="dxa" w:w="2160"/>
+          </w:tcPr>
+          <w:p>
+            <w:r>
+              <w:t>PK</w:t>
             </w:r>
           </w:p>
         </w:tc>
@@ -780,37 +1468,489 @@
           </w:tcPr>
           <w:p>
             <w:r>
-              <w:t>2</w:t>
-            </w:r>
-          </w:p>
-        </w:tc>
-        <w:tc>
-          <w:tcPr>
-            <w:tcW w:type="dxa" w:w="2160"/>
-          </w:tcPr>
-          <w:p>
-            <w:r>
-              <w:t>BMW Group</w:t>
-            </w:r>
-          </w:p>
-        </w:tc>
-        <w:tc>
-          <w:tcPr>
-            <w:tcW w:type="dxa" w:w="2160"/>
-          </w:tcPr>
-          <w:p>
-            <w:r>
-              <w:t>Automotive</w:t>
-            </w:r>
-          </w:p>
-        </w:tc>
-        <w:tc>
-          <w:tcPr>
-            <w:tcW w:type="dxa" w:w="2160"/>
-          </w:tcPr>
-          <w:p>
-            <w:r>
-              <w:t>www.bmw.com, location_id=2</w:t>
+              <w:t>first_name</w:t>
+            </w:r>
+          </w:p>
+        </w:tc>
+        <w:tc>
+          <w:tcPr>
+            <w:tcW w:type="dxa" w:w="2160"/>
+          </w:tcPr>
+          <w:p>
+            <w:r>
+              <w:t>VARCHAR(60)</w:t>
+            </w:r>
+          </w:p>
+        </w:tc>
+        <w:tc>
+          <w:tcPr>
+            <w:tcW w:type="dxa" w:w="2160"/>
+          </w:tcPr>
+          <w:p>
+            <w:r>
+              <w:t>First name</w:t>
+            </w:r>
+          </w:p>
+        </w:tc>
+        <w:tc>
+          <w:tcPr>
+            <w:tcW w:type="dxa" w:w="2160"/>
+          </w:tcPr>
+          <w:p>
+            <w:r/>
+          </w:p>
+        </w:tc>
+      </w:tr>
+      <w:tr>
+        <w:tc>
+          <w:tcPr>
+            <w:tcW w:type="dxa" w:w="2160"/>
+          </w:tcPr>
+          <w:p>
+            <w:r>
+              <w:t>last_name</w:t>
+            </w:r>
+          </w:p>
+        </w:tc>
+        <w:tc>
+          <w:tcPr>
+            <w:tcW w:type="dxa" w:w="2160"/>
+          </w:tcPr>
+          <w:p>
+            <w:r>
+              <w:t>VARCHAR(60)</w:t>
+            </w:r>
+          </w:p>
+        </w:tc>
+        <w:tc>
+          <w:tcPr>
+            <w:tcW w:type="dxa" w:w="2160"/>
+          </w:tcPr>
+          <w:p>
+            <w:r>
+              <w:t>Last name</w:t>
+            </w:r>
+          </w:p>
+        </w:tc>
+        <w:tc>
+          <w:tcPr>
+            <w:tcW w:type="dxa" w:w="2160"/>
+          </w:tcPr>
+          <w:p>
+            <w:r/>
+          </w:p>
+        </w:tc>
+      </w:tr>
+      <w:tr>
+        <w:tc>
+          <w:tcPr>
+            <w:tcW w:type="dxa" w:w="2160"/>
+          </w:tcPr>
+          <w:p>
+            <w:r>
+              <w:t>email</w:t>
+            </w:r>
+          </w:p>
+        </w:tc>
+        <w:tc>
+          <w:tcPr>
+            <w:tcW w:type="dxa" w:w="2160"/>
+          </w:tcPr>
+          <w:p>
+            <w:r>
+              <w:t>VARCHAR(120)</w:t>
+            </w:r>
+          </w:p>
+        </w:tc>
+        <w:tc>
+          <w:tcPr>
+            <w:tcW w:type="dxa" w:w="2160"/>
+          </w:tcPr>
+          <w:p>
+            <w:r>
+              <w:t>Work email</w:t>
+            </w:r>
+          </w:p>
+        </w:tc>
+        <w:tc>
+          <w:tcPr>
+            <w:tcW w:type="dxa" w:w="2160"/>
+          </w:tcPr>
+          <w:p>
+            <w:r>
+              <w:t>UNIQUE, NOT NULL</w:t>
+            </w:r>
+          </w:p>
+        </w:tc>
+      </w:tr>
+      <w:tr>
+        <w:tc>
+          <w:tcPr>
+            <w:tcW w:type="dxa" w:w="2160"/>
+          </w:tcPr>
+          <w:p>
+            <w:r>
+              <w:t>phone</w:t>
+            </w:r>
+          </w:p>
+        </w:tc>
+        <w:tc>
+          <w:tcPr>
+            <w:tcW w:type="dxa" w:w="2160"/>
+          </w:tcPr>
+          <w:p>
+            <w:r>
+              <w:t>VARCHAR(25)</w:t>
+            </w:r>
+          </w:p>
+        </w:tc>
+        <w:tc>
+          <w:tcPr>
+            <w:tcW w:type="dxa" w:w="2160"/>
+          </w:tcPr>
+          <w:p>
+            <w:r>
+              <w:t>Phone</w:t>
+            </w:r>
+          </w:p>
+        </w:tc>
+        <w:tc>
+          <w:tcPr>
+            <w:tcW w:type="dxa" w:w="2160"/>
+          </w:tcPr>
+          <w:p>
+            <w:r/>
+          </w:p>
+        </w:tc>
+      </w:tr>
+      <w:tr>
+        <w:tc>
+          <w:tcPr>
+            <w:tcW w:type="dxa" w:w="2160"/>
+          </w:tcPr>
+          <w:p>
+            <w:r>
+              <w:t>hire_date</w:t>
+            </w:r>
+          </w:p>
+        </w:tc>
+        <w:tc>
+          <w:tcPr>
+            <w:tcW w:type="dxa" w:w="2160"/>
+          </w:tcPr>
+          <w:p>
+            <w:r>
+              <w:t>DATE</w:t>
+            </w:r>
+          </w:p>
+        </w:tc>
+        <w:tc>
+          <w:tcPr>
+            <w:tcW w:type="dxa" w:w="2160"/>
+          </w:tcPr>
+          <w:p>
+            <w:r>
+              <w:t>Employment start date</w:t>
+            </w:r>
+          </w:p>
+        </w:tc>
+        <w:tc>
+          <w:tcPr>
+            <w:tcW w:type="dxa" w:w="2160"/>
+          </w:tcPr>
+          <w:p>
+            <w:r/>
+          </w:p>
+        </w:tc>
+      </w:tr>
+      <w:tr>
+        <w:tc>
+          <w:tcPr>
+            <w:tcW w:type="dxa" w:w="2160"/>
+          </w:tcPr>
+          <w:p>
+            <w:r>
+              <w:t>manager_id</w:t>
+            </w:r>
+          </w:p>
+        </w:tc>
+        <w:tc>
+          <w:tcPr>
+            <w:tcW w:type="dxa" w:w="2160"/>
+          </w:tcPr>
+          <w:p>
+            <w:r>
+              <w:t>INT</w:t>
+            </w:r>
+          </w:p>
+        </w:tc>
+        <w:tc>
+          <w:tcPr>
+            <w:tcW w:type="dxa" w:w="2160"/>
+          </w:tcPr>
+          <w:p>
+            <w:r>
+              <w:t>Line manager</w:t>
+            </w:r>
+          </w:p>
+        </w:tc>
+        <w:tc>
+          <w:tcPr>
+            <w:tcW w:type="dxa" w:w="2160"/>
+          </w:tcPr>
+          <w:p>
+            <w:r>
+              <w:t>Self-FK → RECRUITERS.recruiter_id (nullable)</w:t>
+            </w:r>
+          </w:p>
+        </w:tc>
+      </w:tr>
+    </w:tbl>
+    <w:p/>
+    <w:p>
+      <w:r>
+        <w:t>Relationships:</w:t>
+      </w:r>
+    </w:p>
+    <w:p>
+      <w:r>
+        <w:t>- Self-referencing: RECRUITERS(manager_id) → RECRUITERS(recruiter_id).</w:t>
+      </w:r>
+    </w:p>
+    <w:p>
+      <w:r>
+        <w:t>- One-to-many: RECRUITERS(recruiter_id) → INTERVIEWS(recruiter_id).</w:t>
+      </w:r>
+    </w:p>
+    <w:p>
+      <w:r>
+        <w:t>Example:</w:t>
+      </w:r>
+    </w:p>
+    <w:tbl>
+      <w:tblPr>
+        <w:tblW w:type="auto" w:w="0"/>
+        <w:tblLook w:firstColumn="1" w:firstRow="1" w:lastColumn="0" w:lastRow="0" w:noHBand="0" w:noVBand="1" w:val="04A0"/>
+      </w:tblPr>
+      <w:tblGrid>
+        <w:gridCol w:w="1234"/>
+        <w:gridCol w:w="1234"/>
+        <w:gridCol w:w="1234"/>
+        <w:gridCol w:w="1234"/>
+        <w:gridCol w:w="1234"/>
+        <w:gridCol w:w="1234"/>
+        <w:gridCol w:w="1234"/>
+      </w:tblGrid>
+      <w:tr>
+        <w:tc>
+          <w:tcPr>
+            <w:tcW w:type="dxa" w:w="1234"/>
+          </w:tcPr>
+          <w:p>
+            <w:r>
+              <w:t>recruiter_id</w:t>
+            </w:r>
+          </w:p>
+        </w:tc>
+        <w:tc>
+          <w:tcPr>
+            <w:tcW w:type="dxa" w:w="1234"/>
+          </w:tcPr>
+          <w:p>
+            <w:r>
+              <w:t>first_name</w:t>
+            </w:r>
+          </w:p>
+        </w:tc>
+        <w:tc>
+          <w:tcPr>
+            <w:tcW w:type="dxa" w:w="1234"/>
+          </w:tcPr>
+          <w:p>
+            <w:r>
+              <w:t>last_name</w:t>
+            </w:r>
+          </w:p>
+        </w:tc>
+        <w:tc>
+          <w:tcPr>
+            <w:tcW w:type="dxa" w:w="1234"/>
+          </w:tcPr>
+          <w:p>
+            <w:r>
+              <w:t>email</w:t>
+            </w:r>
+          </w:p>
+        </w:tc>
+        <w:tc>
+          <w:tcPr>
+            <w:tcW w:type="dxa" w:w="1234"/>
+          </w:tcPr>
+          <w:p>
+            <w:r>
+              <w:t>phone</w:t>
+            </w:r>
+          </w:p>
+        </w:tc>
+        <w:tc>
+          <w:tcPr>
+            <w:tcW w:type="dxa" w:w="1234"/>
+          </w:tcPr>
+          <w:p>
+            <w:r>
+              <w:t>hire_date</w:t>
+            </w:r>
+          </w:p>
+        </w:tc>
+        <w:tc>
+          <w:tcPr>
+            <w:tcW w:type="dxa" w:w="1234"/>
+          </w:tcPr>
+          <w:p>
+            <w:r>
+              <w:t>manager_id</w:t>
+            </w:r>
+          </w:p>
+        </w:tc>
+      </w:tr>
+      <w:tr>
+        <w:tc>
+          <w:tcPr>
+            <w:tcW w:type="dxa" w:w="1234"/>
+          </w:tcPr>
+          <w:p>
+            <w:r>
+              <w:t>10</w:t>
+            </w:r>
+          </w:p>
+        </w:tc>
+        <w:tc>
+          <w:tcPr>
+            <w:tcW w:type="dxa" w:w="1234"/>
+          </w:tcPr>
+          <w:p>
+            <w:r>
+              <w:t>Mariam</w:t>
+            </w:r>
+          </w:p>
+        </w:tc>
+        <w:tc>
+          <w:tcPr>
+            <w:tcW w:type="dxa" w:w="1234"/>
+          </w:tcPr>
+          <w:p>
+            <w:r>
+              <w:t>Kobalia</w:t>
+            </w:r>
+          </w:p>
+        </w:tc>
+        <w:tc>
+          <w:tcPr>
+            <w:tcW w:type="dxa" w:w="1234"/>
+          </w:tcPr>
+          <w:p>
+            <w:r>
+              <w:t>m.kobalia@agency.com</w:t>
+            </w:r>
+          </w:p>
+        </w:tc>
+        <w:tc>
+          <w:tcPr>
+            <w:tcW w:type="dxa" w:w="1234"/>
+          </w:tcPr>
+          <w:p>
+            <w:r>
+              <w:t>+995-555-000-001</w:t>
+            </w:r>
+          </w:p>
+        </w:tc>
+        <w:tc>
+          <w:tcPr>
+            <w:tcW w:type="dxa" w:w="1234"/>
+          </w:tcPr>
+          <w:p>
+            <w:r>
+              <w:t>2024-01-10</w:t>
+            </w:r>
+          </w:p>
+        </w:tc>
+        <w:tc>
+          <w:tcPr>
+            <w:tcW w:type="dxa" w:w="1234"/>
+          </w:tcPr>
+          <w:p>
+            <w:r/>
+          </w:p>
+        </w:tc>
+      </w:tr>
+      <w:tr>
+        <w:tc>
+          <w:tcPr>
+            <w:tcW w:type="dxa" w:w="1234"/>
+          </w:tcPr>
+          <w:p>
+            <w:r>
+              <w:t>11</w:t>
+            </w:r>
+          </w:p>
+        </w:tc>
+        <w:tc>
+          <w:tcPr>
+            <w:tcW w:type="dxa" w:w="1234"/>
+          </w:tcPr>
+          <w:p>
+            <w:r>
+              <w:t>Levan</w:t>
+            </w:r>
+          </w:p>
+        </w:tc>
+        <w:tc>
+          <w:tcPr>
+            <w:tcW w:type="dxa" w:w="1234"/>
+          </w:tcPr>
+          <w:p>
+            <w:r>
+              <w:t>Iashvili</w:t>
+            </w:r>
+          </w:p>
+        </w:tc>
+        <w:tc>
+          <w:tcPr>
+            <w:tcW w:type="dxa" w:w="1234"/>
+          </w:tcPr>
+          <w:p>
+            <w:r>
+              <w:t>l.iashvili@agency.com</w:t>
+            </w:r>
+          </w:p>
+        </w:tc>
+        <w:tc>
+          <w:tcPr>
+            <w:tcW w:type="dxa" w:w="1234"/>
+          </w:tcPr>
+          <w:p>
+            <w:r>
+              <w:t>+995-555-000-002</w:t>
+            </w:r>
+          </w:p>
+        </w:tc>
+        <w:tc>
+          <w:tcPr>
+            <w:tcW w:type="dxa" w:w="1234"/>
+          </w:tcPr>
+          <w:p>
+            <w:r>
+              <w:t>2024-03-01</w:t>
+            </w:r>
+          </w:p>
+        </w:tc>
+        <w:tc>
+          <w:tcPr>
+            <w:tcW w:type="dxa" w:w="1234"/>
+          </w:tcPr>
+          <w:p>
+            <w:r>
+              <w:t>10</w:t>
             </w:r>
           </w:p>
         </w:tc>
@@ -822,12 +1962,12 @@
         <w:pStyle w:val="Heading2"/>
       </w:pPr>
       <w:r>
-        <w:t>CLIENT_CONTACTS</w:t>
+        <w:t>CANDIDATES</w:t>
       </w:r>
     </w:p>
     <w:p>
       <w:r>
-        <w:t>Description and structure for the CLIENT_CONTACTS table. (Full details continue as per pattern.)</w:t>
+        <w:t>Job seekers and their core profile details.</w:t>
       </w:r>
     </w:p>
     <w:tbl>
@@ -848,7 +1988,7 @@
           </w:tcPr>
           <w:p>
             <w:r>
-              <w:t>Column Name</w:t>
+              <w:t>Column</w:t>
             </w:r>
           </w:p>
         </w:tc>
@@ -890,37 +2030,283 @@
           </w:tcPr>
           <w:p>
             <w:r>
-              <w:t>example_column</w:t>
-            </w:r>
-          </w:p>
-        </w:tc>
-        <w:tc>
-          <w:tcPr>
-            <w:tcW w:type="dxa" w:w="2160"/>
-          </w:tcPr>
-          <w:p>
-            <w:r>
-              <w:t>datatype</w:t>
-            </w:r>
-          </w:p>
-        </w:tc>
-        <w:tc>
-          <w:tcPr>
-            <w:tcW w:type="dxa" w:w="2160"/>
-          </w:tcPr>
-          <w:p>
-            <w:r>
-              <w:t>description</w:t>
-            </w:r>
-          </w:p>
-        </w:tc>
-        <w:tc>
-          <w:tcPr>
-            <w:tcW w:type="dxa" w:w="2160"/>
-          </w:tcPr>
-          <w:p>
-            <w:r>
-              <w:t>constraints</w:t>
+              <w:t>candidate_id</w:t>
+            </w:r>
+          </w:p>
+        </w:tc>
+        <w:tc>
+          <w:tcPr>
+            <w:tcW w:type="dxa" w:w="2160"/>
+          </w:tcPr>
+          <w:p>
+            <w:r>
+              <w:t>INT</w:t>
+            </w:r>
+          </w:p>
+        </w:tc>
+        <w:tc>
+          <w:tcPr>
+            <w:tcW w:type="dxa" w:w="2160"/>
+          </w:tcPr>
+          <w:p>
+            <w:r>
+              <w:t>Candidate identifier</w:t>
+            </w:r>
+          </w:p>
+        </w:tc>
+        <w:tc>
+          <w:tcPr>
+            <w:tcW w:type="dxa" w:w="2160"/>
+          </w:tcPr>
+          <w:p>
+            <w:r>
+              <w:t>PK</w:t>
+            </w:r>
+          </w:p>
+        </w:tc>
+      </w:tr>
+      <w:tr>
+        <w:tc>
+          <w:tcPr>
+            <w:tcW w:type="dxa" w:w="2160"/>
+          </w:tcPr>
+          <w:p>
+            <w:r>
+              <w:t>first_name</w:t>
+            </w:r>
+          </w:p>
+        </w:tc>
+        <w:tc>
+          <w:tcPr>
+            <w:tcW w:type="dxa" w:w="2160"/>
+          </w:tcPr>
+          <w:p>
+            <w:r>
+              <w:t>VARCHAR(60)</w:t>
+            </w:r>
+          </w:p>
+        </w:tc>
+        <w:tc>
+          <w:tcPr>
+            <w:tcW w:type="dxa" w:w="2160"/>
+          </w:tcPr>
+          <w:p>
+            <w:r>
+              <w:t>First name</w:t>
+            </w:r>
+          </w:p>
+        </w:tc>
+        <w:tc>
+          <w:tcPr>
+            <w:tcW w:type="dxa" w:w="2160"/>
+          </w:tcPr>
+          <w:p>
+            <w:r/>
+          </w:p>
+        </w:tc>
+      </w:tr>
+      <w:tr>
+        <w:tc>
+          <w:tcPr>
+            <w:tcW w:type="dxa" w:w="2160"/>
+          </w:tcPr>
+          <w:p>
+            <w:r>
+              <w:t>last_name</w:t>
+            </w:r>
+          </w:p>
+        </w:tc>
+        <w:tc>
+          <w:tcPr>
+            <w:tcW w:type="dxa" w:w="2160"/>
+          </w:tcPr>
+          <w:p>
+            <w:r>
+              <w:t>VARCHAR(60)</w:t>
+            </w:r>
+          </w:p>
+        </w:tc>
+        <w:tc>
+          <w:tcPr>
+            <w:tcW w:type="dxa" w:w="2160"/>
+          </w:tcPr>
+          <w:p>
+            <w:r>
+              <w:t>Last name</w:t>
+            </w:r>
+          </w:p>
+        </w:tc>
+        <w:tc>
+          <w:tcPr>
+            <w:tcW w:type="dxa" w:w="2160"/>
+          </w:tcPr>
+          <w:p>
+            <w:r/>
+          </w:p>
+        </w:tc>
+      </w:tr>
+      <w:tr>
+        <w:tc>
+          <w:tcPr>
+            <w:tcW w:type="dxa" w:w="2160"/>
+          </w:tcPr>
+          <w:p>
+            <w:r>
+              <w:t>email</w:t>
+            </w:r>
+          </w:p>
+        </w:tc>
+        <w:tc>
+          <w:tcPr>
+            <w:tcW w:type="dxa" w:w="2160"/>
+          </w:tcPr>
+          <w:p>
+            <w:r>
+              <w:t>VARCHAR(120)</w:t>
+            </w:r>
+          </w:p>
+        </w:tc>
+        <w:tc>
+          <w:tcPr>
+            <w:tcW w:type="dxa" w:w="2160"/>
+          </w:tcPr>
+          <w:p>
+            <w:r>
+              <w:t>Email</w:t>
+            </w:r>
+          </w:p>
+        </w:tc>
+        <w:tc>
+          <w:tcPr>
+            <w:tcW w:type="dxa" w:w="2160"/>
+          </w:tcPr>
+          <w:p>
+            <w:r>
+              <w:t>UNIQUE, NOT NULL</w:t>
+            </w:r>
+          </w:p>
+        </w:tc>
+      </w:tr>
+      <w:tr>
+        <w:tc>
+          <w:tcPr>
+            <w:tcW w:type="dxa" w:w="2160"/>
+          </w:tcPr>
+          <w:p>
+            <w:r>
+              <w:t>phone</w:t>
+            </w:r>
+          </w:p>
+        </w:tc>
+        <w:tc>
+          <w:tcPr>
+            <w:tcW w:type="dxa" w:w="2160"/>
+          </w:tcPr>
+          <w:p>
+            <w:r>
+              <w:t>VARCHAR(25)</w:t>
+            </w:r>
+          </w:p>
+        </w:tc>
+        <w:tc>
+          <w:tcPr>
+            <w:tcW w:type="dxa" w:w="2160"/>
+          </w:tcPr>
+          <w:p>
+            <w:r>
+              <w:t>Phone</w:t>
+            </w:r>
+          </w:p>
+        </w:tc>
+        <w:tc>
+          <w:tcPr>
+            <w:tcW w:type="dxa" w:w="2160"/>
+          </w:tcPr>
+          <w:p>
+            <w:r/>
+          </w:p>
+        </w:tc>
+      </w:tr>
+      <w:tr>
+        <w:tc>
+          <w:tcPr>
+            <w:tcW w:type="dxa" w:w="2160"/>
+          </w:tcPr>
+          <w:p>
+            <w:r>
+              <w:t>experience_years</w:t>
+            </w:r>
+          </w:p>
+        </w:tc>
+        <w:tc>
+          <w:tcPr>
+            <w:tcW w:type="dxa" w:w="2160"/>
+          </w:tcPr>
+          <w:p>
+            <w:r>
+              <w:t>INT</w:t>
+            </w:r>
+          </w:p>
+        </w:tc>
+        <w:tc>
+          <w:tcPr>
+            <w:tcW w:type="dxa" w:w="2160"/>
+          </w:tcPr>
+          <w:p>
+            <w:r>
+              <w:t>Years of experience</w:t>
+            </w:r>
+          </w:p>
+        </w:tc>
+        <w:tc>
+          <w:tcPr>
+            <w:tcW w:type="dxa" w:w="2160"/>
+          </w:tcPr>
+          <w:p>
+            <w:r>
+              <w:t>CHECK &gt;= 0</w:t>
+            </w:r>
+          </w:p>
+        </w:tc>
+      </w:tr>
+      <w:tr>
+        <w:tc>
+          <w:tcPr>
+            <w:tcW w:type="dxa" w:w="2160"/>
+          </w:tcPr>
+          <w:p>
+            <w:r>
+              <w:t>current_location_id</w:t>
+            </w:r>
+          </w:p>
+        </w:tc>
+        <w:tc>
+          <w:tcPr>
+            <w:tcW w:type="dxa" w:w="2160"/>
+          </w:tcPr>
+          <w:p>
+            <w:r>
+              <w:t>INT</w:t>
+            </w:r>
+          </w:p>
+        </w:tc>
+        <w:tc>
+          <w:tcPr>
+            <w:tcW w:type="dxa" w:w="2160"/>
+          </w:tcPr>
+          <w:p>
+            <w:r>
+              <w:t>Current location</w:t>
+            </w:r>
+          </w:p>
+        </w:tc>
+        <w:tc>
+          <w:tcPr>
+            <w:tcW w:type="dxa" w:w="2160"/>
+          </w:tcPr>
+          <w:p>
+            <w:r>
+              <w:t>FK → LOCATIONS.location_id</w:t>
             </w:r>
           </w:p>
         </w:tc>
@@ -929,25 +2315,277 @@
     <w:p/>
     <w:p>
       <w:r>
-        <w:t>Relationships: ...</w:t>
+        <w:t>Relationships:</w:t>
       </w:r>
     </w:p>
     <w:p>
       <w:r>
-        <w:t>Example Data: ...</w:t>
+        <w:t>- Many-to-one: CANDIDATES(current_location_id) → LOCATIONS(location_id).</w:t>
       </w:r>
     </w:p>
+    <w:p>
+      <w:r>
+        <w:t>- One-to-many: CANDIDATES(candidate_id) → APPLICATIONS(candidate_id).</w:t>
+      </w:r>
+    </w:p>
+    <w:p>
+      <w:r>
+        <w:t>- One-to-many: CANDIDATES(candidate_id) → DOCUMENTS(candidate_id).</w:t>
+      </w:r>
+    </w:p>
+    <w:p>
+      <w:r>
+        <w:t>- Many-to-many via CANDIDATE_SKILLS between CANDIDATES and SKILLS.</w:t>
+      </w:r>
+    </w:p>
+    <w:p>
+      <w:r>
+        <w:t>Example:</w:t>
+      </w:r>
+    </w:p>
+    <w:tbl>
+      <w:tblPr>
+        <w:tblW w:type="auto" w:w="0"/>
+        <w:tblLook w:firstColumn="1" w:firstRow="1" w:lastColumn="0" w:lastRow="0" w:noHBand="0" w:noVBand="1" w:val="04A0"/>
+      </w:tblPr>
+      <w:tblGrid>
+        <w:gridCol w:w="1234"/>
+        <w:gridCol w:w="1234"/>
+        <w:gridCol w:w="1234"/>
+        <w:gridCol w:w="1234"/>
+        <w:gridCol w:w="1234"/>
+        <w:gridCol w:w="1234"/>
+        <w:gridCol w:w="1234"/>
+      </w:tblGrid>
+      <w:tr>
+        <w:tc>
+          <w:tcPr>
+            <w:tcW w:type="dxa" w:w="1234"/>
+          </w:tcPr>
+          <w:p>
+            <w:r>
+              <w:t>candidate_id</w:t>
+            </w:r>
+          </w:p>
+        </w:tc>
+        <w:tc>
+          <w:tcPr>
+            <w:tcW w:type="dxa" w:w="1234"/>
+          </w:tcPr>
+          <w:p>
+            <w:r>
+              <w:t>first_name</w:t>
+            </w:r>
+          </w:p>
+        </w:tc>
+        <w:tc>
+          <w:tcPr>
+            <w:tcW w:type="dxa" w:w="1234"/>
+          </w:tcPr>
+          <w:p>
+            <w:r>
+              <w:t>last_name</w:t>
+            </w:r>
+          </w:p>
+        </w:tc>
+        <w:tc>
+          <w:tcPr>
+            <w:tcW w:type="dxa" w:w="1234"/>
+          </w:tcPr>
+          <w:p>
+            <w:r>
+              <w:t>email</w:t>
+            </w:r>
+          </w:p>
+        </w:tc>
+        <w:tc>
+          <w:tcPr>
+            <w:tcW w:type="dxa" w:w="1234"/>
+          </w:tcPr>
+          <w:p>
+            <w:r>
+              <w:t>phone</w:t>
+            </w:r>
+          </w:p>
+        </w:tc>
+        <w:tc>
+          <w:tcPr>
+            <w:tcW w:type="dxa" w:w="1234"/>
+          </w:tcPr>
+          <w:p>
+            <w:r>
+              <w:t>experience_years</w:t>
+            </w:r>
+          </w:p>
+        </w:tc>
+        <w:tc>
+          <w:tcPr>
+            <w:tcW w:type="dxa" w:w="1234"/>
+          </w:tcPr>
+          <w:p>
+            <w:r>
+              <w:t>current_location_id</w:t>
+            </w:r>
+          </w:p>
+        </w:tc>
+      </w:tr>
+      <w:tr>
+        <w:tc>
+          <w:tcPr>
+            <w:tcW w:type="dxa" w:w="1234"/>
+          </w:tcPr>
+          <w:p>
+            <w:r>
+              <w:t>100</w:t>
+            </w:r>
+          </w:p>
+        </w:tc>
+        <w:tc>
+          <w:tcPr>
+            <w:tcW w:type="dxa" w:w="1234"/>
+          </w:tcPr>
+          <w:p>
+            <w:r>
+              <w:t>Giorgi</w:t>
+            </w:r>
+          </w:p>
+        </w:tc>
+        <w:tc>
+          <w:tcPr>
+            <w:tcW w:type="dxa" w:w="1234"/>
+          </w:tcPr>
+          <w:p>
+            <w:r>
+              <w:t>Tchanturia</w:t>
+            </w:r>
+          </w:p>
+        </w:tc>
+        <w:tc>
+          <w:tcPr>
+            <w:tcW w:type="dxa" w:w="1234"/>
+          </w:tcPr>
+          <w:p>
+            <w:r>
+              <w:t>giorgi.t@example.com</w:t>
+            </w:r>
+          </w:p>
+        </w:tc>
+        <w:tc>
+          <w:tcPr>
+            <w:tcW w:type="dxa" w:w="1234"/>
+          </w:tcPr>
+          <w:p>
+            <w:r>
+              <w:t>+995-555-777-100</w:t>
+            </w:r>
+          </w:p>
+        </w:tc>
+        <w:tc>
+          <w:tcPr>
+            <w:tcW w:type="dxa" w:w="1234"/>
+          </w:tcPr>
+          <w:p>
+            <w:r>
+              <w:t>3</w:t>
+            </w:r>
+          </w:p>
+        </w:tc>
+        <w:tc>
+          <w:tcPr>
+            <w:tcW w:type="dxa" w:w="1234"/>
+          </w:tcPr>
+          <w:p>
+            <w:r>
+              <w:t>1</w:t>
+            </w:r>
+          </w:p>
+        </w:tc>
+      </w:tr>
+      <w:tr>
+        <w:tc>
+          <w:tcPr>
+            <w:tcW w:type="dxa" w:w="1234"/>
+          </w:tcPr>
+          <w:p>
+            <w:r>
+              <w:t>101</w:t>
+            </w:r>
+          </w:p>
+        </w:tc>
+        <w:tc>
+          <w:tcPr>
+            <w:tcW w:type="dxa" w:w="1234"/>
+          </w:tcPr>
+          <w:p>
+            <w:r>
+              <w:t>Ana</w:t>
+            </w:r>
+          </w:p>
+        </w:tc>
+        <w:tc>
+          <w:tcPr>
+            <w:tcW w:type="dxa" w:w="1234"/>
+          </w:tcPr>
+          <w:p>
+            <w:r>
+              <w:t>Schmidt</w:t>
+            </w:r>
+          </w:p>
+        </w:tc>
+        <w:tc>
+          <w:tcPr>
+            <w:tcW w:type="dxa" w:w="1234"/>
+          </w:tcPr>
+          <w:p>
+            <w:r>
+              <w:t>ana.s@example.de</w:t>
+            </w:r>
+          </w:p>
+        </w:tc>
+        <w:tc>
+          <w:tcPr>
+            <w:tcW w:type="dxa" w:w="1234"/>
+          </w:tcPr>
+          <w:p>
+            <w:r>
+              <w:t>+49-176-222-2222</w:t>
+            </w:r>
+          </w:p>
+        </w:tc>
+        <w:tc>
+          <w:tcPr>
+            <w:tcW w:type="dxa" w:w="1234"/>
+          </w:tcPr>
+          <w:p>
+            <w:r>
+              <w:t>6</w:t>
+            </w:r>
+          </w:p>
+        </w:tc>
+        <w:tc>
+          <w:tcPr>
+            <w:tcW w:type="dxa" w:w="1234"/>
+          </w:tcPr>
+          <w:p>
+            <w:r>
+              <w:t>2</w:t>
+            </w:r>
+          </w:p>
+        </w:tc>
+      </w:tr>
+    </w:tbl>
+    <w:p/>
     <w:p>
       <w:pPr>
         <w:pStyle w:val="Heading2"/>
       </w:pPr>
       <w:r>
-        <w:t>RECRUITERS</w:t>
+        <w:t>SKILLS</w:t>
       </w:r>
     </w:p>
     <w:p>
       <w:r>
-        <w:t>Description and structure for the RECRUITERS table. (Full details continue as per pattern.)</w:t>
+        <w:t>Controlled vocabulary of skills used by both candidates and jobs.</w:t>
       </w:r>
     </w:p>
     <w:tbl>
@@ -968,7 +2606,7 @@
           </w:tcPr>
           <w:p>
             <w:r>
-              <w:t>Column Name</w:t>
+              <w:t>Column</w:t>
             </w:r>
           </w:p>
         </w:tc>
@@ -1010,37 +2648,79 @@
           </w:tcPr>
           <w:p>
             <w:r>
-              <w:t>example_column</w:t>
-            </w:r>
-          </w:p>
-        </w:tc>
-        <w:tc>
-          <w:tcPr>
-            <w:tcW w:type="dxa" w:w="2160"/>
-          </w:tcPr>
-          <w:p>
-            <w:r>
-              <w:t>datatype</w:t>
-            </w:r>
-          </w:p>
-        </w:tc>
-        <w:tc>
-          <w:tcPr>
-            <w:tcW w:type="dxa" w:w="2160"/>
-          </w:tcPr>
-          <w:p>
-            <w:r>
-              <w:t>description</w:t>
-            </w:r>
-          </w:p>
-        </w:tc>
-        <w:tc>
-          <w:tcPr>
-            <w:tcW w:type="dxa" w:w="2160"/>
-          </w:tcPr>
-          <w:p>
-            <w:r>
-              <w:t>constraints</w:t>
+              <w:t>skill_id</w:t>
+            </w:r>
+          </w:p>
+        </w:tc>
+        <w:tc>
+          <w:tcPr>
+            <w:tcW w:type="dxa" w:w="2160"/>
+          </w:tcPr>
+          <w:p>
+            <w:r>
+              <w:t>INT</w:t>
+            </w:r>
+          </w:p>
+        </w:tc>
+        <w:tc>
+          <w:tcPr>
+            <w:tcW w:type="dxa" w:w="2160"/>
+          </w:tcPr>
+          <w:p>
+            <w:r>
+              <w:t>Skill identifier</w:t>
+            </w:r>
+          </w:p>
+        </w:tc>
+        <w:tc>
+          <w:tcPr>
+            <w:tcW w:type="dxa" w:w="2160"/>
+          </w:tcPr>
+          <w:p>
+            <w:r>
+              <w:t>PK</w:t>
+            </w:r>
+          </w:p>
+        </w:tc>
+      </w:tr>
+      <w:tr>
+        <w:tc>
+          <w:tcPr>
+            <w:tcW w:type="dxa" w:w="2160"/>
+          </w:tcPr>
+          <w:p>
+            <w:r>
+              <w:t>name</w:t>
+            </w:r>
+          </w:p>
+        </w:tc>
+        <w:tc>
+          <w:tcPr>
+            <w:tcW w:type="dxa" w:w="2160"/>
+          </w:tcPr>
+          <w:p>
+            <w:r>
+              <w:t>VARCHAR(80)</w:t>
+            </w:r>
+          </w:p>
+        </w:tc>
+        <w:tc>
+          <w:tcPr>
+            <w:tcW w:type="dxa" w:w="2160"/>
+          </w:tcPr>
+          <w:p>
+            <w:r>
+              <w:t>Human-readable skill name</w:t>
+            </w:r>
+          </w:p>
+        </w:tc>
+        <w:tc>
+          <w:tcPr>
+            <w:tcW w:type="dxa" w:w="2160"/>
+          </w:tcPr>
+          <w:p>
+            <w:r>
+              <w:t>UNIQUE, NOT NULL</w:t>
             </w:r>
           </w:p>
         </w:tc>
@@ -1049,25 +2729,112 @@
     <w:p/>
     <w:p>
       <w:r>
-        <w:t>Relationships: ...</w:t>
+        <w:t>Relationships:</w:t>
       </w:r>
     </w:p>
     <w:p>
       <w:r>
-        <w:t>Example Data: ...</w:t>
+        <w:t>- Many-to-many via CANDIDATE_SKILLS with CANDIDATES.</w:t>
       </w:r>
     </w:p>
+    <w:p>
+      <w:r>
+        <w:t>- Many-to-many via JOB_SKILLS with JOBS.</w:t>
+      </w:r>
+    </w:p>
+    <w:p>
+      <w:r>
+        <w:t>Example:</w:t>
+      </w:r>
+    </w:p>
+    <w:tbl>
+      <w:tblPr>
+        <w:tblW w:type="auto" w:w="0"/>
+        <w:tblLook w:firstColumn="1" w:firstRow="1" w:lastColumn="0" w:lastRow="0" w:noHBand="0" w:noVBand="1" w:val="04A0"/>
+      </w:tblPr>
+      <w:tblGrid>
+        <w:gridCol w:w="4320"/>
+        <w:gridCol w:w="4320"/>
+      </w:tblGrid>
+      <w:tr>
+        <w:tc>
+          <w:tcPr>
+            <w:tcW w:type="dxa" w:w="4320"/>
+          </w:tcPr>
+          <w:p>
+            <w:r>
+              <w:t>skill_id</w:t>
+            </w:r>
+          </w:p>
+        </w:tc>
+        <w:tc>
+          <w:tcPr>
+            <w:tcW w:type="dxa" w:w="4320"/>
+          </w:tcPr>
+          <w:p>
+            <w:r>
+              <w:t>name</w:t>
+            </w:r>
+          </w:p>
+        </w:tc>
+      </w:tr>
+      <w:tr>
+        <w:tc>
+          <w:tcPr>
+            <w:tcW w:type="dxa" w:w="4320"/>
+          </w:tcPr>
+          <w:p>
+            <w:r>
+              <w:t>1</w:t>
+            </w:r>
+          </w:p>
+        </w:tc>
+        <w:tc>
+          <w:tcPr>
+            <w:tcW w:type="dxa" w:w="4320"/>
+          </w:tcPr>
+          <w:p>
+            <w:r>
+              <w:t>SQL</w:t>
+            </w:r>
+          </w:p>
+        </w:tc>
+      </w:tr>
+      <w:tr>
+        <w:tc>
+          <w:tcPr>
+            <w:tcW w:type="dxa" w:w="4320"/>
+          </w:tcPr>
+          <w:p>
+            <w:r>
+              <w:t>2</w:t>
+            </w:r>
+          </w:p>
+        </w:tc>
+        <w:tc>
+          <w:tcPr>
+            <w:tcW w:type="dxa" w:w="4320"/>
+          </w:tcPr>
+          <w:p>
+            <w:r>
+              <w:t>Python</w:t>
+            </w:r>
+          </w:p>
+        </w:tc>
+      </w:tr>
+    </w:tbl>
+    <w:p/>
     <w:p>
       <w:pPr>
         <w:pStyle w:val="Heading2"/>
       </w:pPr>
       <w:r>
-        <w:t>CANDIDATES</w:t>
+        <w:t>CANDIDATE_SKILLS</w:t>
       </w:r>
     </w:p>
     <w:p>
       <w:r>
-        <w:t>Description and structure for the CANDIDATES table. (Full details continue as per pattern.)</w:t>
+        <w:t>Junction table mapping candidates to skills with a proficiency level.</w:t>
       </w:r>
     </w:p>
     <w:tbl>
@@ -1088,7 +2855,7 @@
           </w:tcPr>
           <w:p>
             <w:r>
-              <w:t>Column Name</w:t>
+              <w:t>Column</w:t>
             </w:r>
           </w:p>
         </w:tc>
@@ -1130,37 +2897,121 @@
           </w:tcPr>
           <w:p>
             <w:r>
-              <w:t>example_column</w:t>
-            </w:r>
-          </w:p>
-        </w:tc>
-        <w:tc>
-          <w:tcPr>
-            <w:tcW w:type="dxa" w:w="2160"/>
-          </w:tcPr>
-          <w:p>
-            <w:r>
-              <w:t>datatype</w:t>
-            </w:r>
-          </w:p>
-        </w:tc>
-        <w:tc>
-          <w:tcPr>
-            <w:tcW w:type="dxa" w:w="2160"/>
-          </w:tcPr>
-          <w:p>
-            <w:r>
-              <w:t>description</w:t>
-            </w:r>
-          </w:p>
-        </w:tc>
-        <w:tc>
-          <w:tcPr>
-            <w:tcW w:type="dxa" w:w="2160"/>
-          </w:tcPr>
-          <w:p>
-            <w:r>
-              <w:t>constraints</w:t>
+              <w:t>candidate_id</w:t>
+            </w:r>
+          </w:p>
+        </w:tc>
+        <w:tc>
+          <w:tcPr>
+            <w:tcW w:type="dxa" w:w="2160"/>
+          </w:tcPr>
+          <w:p>
+            <w:r>
+              <w:t>INT</w:t>
+            </w:r>
+          </w:p>
+        </w:tc>
+        <w:tc>
+          <w:tcPr>
+            <w:tcW w:type="dxa" w:w="2160"/>
+          </w:tcPr>
+          <w:p>
+            <w:r>
+              <w:t>FK to candidate</w:t>
+            </w:r>
+          </w:p>
+        </w:tc>
+        <w:tc>
+          <w:tcPr>
+            <w:tcW w:type="dxa" w:w="2160"/>
+          </w:tcPr>
+          <w:p>
+            <w:r>
+              <w:t>PK part, FK → CANDIDATES.candidate_id</w:t>
+            </w:r>
+          </w:p>
+        </w:tc>
+      </w:tr>
+      <w:tr>
+        <w:tc>
+          <w:tcPr>
+            <w:tcW w:type="dxa" w:w="2160"/>
+          </w:tcPr>
+          <w:p>
+            <w:r>
+              <w:t>skill_id</w:t>
+            </w:r>
+          </w:p>
+        </w:tc>
+        <w:tc>
+          <w:tcPr>
+            <w:tcW w:type="dxa" w:w="2160"/>
+          </w:tcPr>
+          <w:p>
+            <w:r>
+              <w:t>INT</w:t>
+            </w:r>
+          </w:p>
+        </w:tc>
+        <w:tc>
+          <w:tcPr>
+            <w:tcW w:type="dxa" w:w="2160"/>
+          </w:tcPr>
+          <w:p>
+            <w:r>
+              <w:t>FK to skill</w:t>
+            </w:r>
+          </w:p>
+        </w:tc>
+        <w:tc>
+          <w:tcPr>
+            <w:tcW w:type="dxa" w:w="2160"/>
+          </w:tcPr>
+          <w:p>
+            <w:r>
+              <w:t>PK part, FK → SKILLS.skill_id</w:t>
+            </w:r>
+          </w:p>
+        </w:tc>
+      </w:tr>
+      <w:tr>
+        <w:tc>
+          <w:tcPr>
+            <w:tcW w:type="dxa" w:w="2160"/>
+          </w:tcPr>
+          <w:p>
+            <w:r>
+              <w:t>level</w:t>
+            </w:r>
+          </w:p>
+        </w:tc>
+        <w:tc>
+          <w:tcPr>
+            <w:tcW w:type="dxa" w:w="2160"/>
+          </w:tcPr>
+          <w:p>
+            <w:r>
+              <w:t>VARCHAR(20)</w:t>
+            </w:r>
+          </w:p>
+        </w:tc>
+        <w:tc>
+          <w:tcPr>
+            <w:tcW w:type="dxa" w:w="2160"/>
+          </w:tcPr>
+          <w:p>
+            <w:r>
+              <w:t>Proficiency level</w:t>
+            </w:r>
+          </w:p>
+        </w:tc>
+        <w:tc>
+          <w:tcPr>
+            <w:tcW w:type="dxa" w:w="2160"/>
+          </w:tcPr>
+          <w:p>
+            <w:r>
+              <w:t>CHECK IN ('beginner','intermediate','advanced')</w:t>
             </w:r>
           </w:p>
         </w:tc>
@@ -1169,25 +3020,148 @@
     <w:p/>
     <w:p>
       <w:r>
-        <w:t>Relationships: ...</w:t>
+        <w:t>Relationships:</w:t>
       </w:r>
     </w:p>
     <w:p>
       <w:r>
-        <w:t>Example Data: ...</w:t>
+        <w:t>- Many-to-one: CANDIDATE_SKILLS(candidate_id) → CANDIDATES(candidate_id).</w:t>
       </w:r>
     </w:p>
+    <w:p>
+      <w:r>
+        <w:t>- Many-to-one: CANDIDATE_SKILLS(skill_id) → SKILLS(skill_id).</w:t>
+      </w:r>
+    </w:p>
+    <w:p>
+      <w:r>
+        <w:t>- Represents M:N relationship between CANDIDATES and SKILLS.</w:t>
+      </w:r>
+    </w:p>
+    <w:p>
+      <w:r>
+        <w:t>Example:</w:t>
+      </w:r>
+    </w:p>
+    <w:tbl>
+      <w:tblPr>
+        <w:tblW w:type="auto" w:w="0"/>
+        <w:tblLook w:firstColumn="1" w:firstRow="1" w:lastColumn="0" w:lastRow="0" w:noHBand="0" w:noVBand="1" w:val="04A0"/>
+      </w:tblPr>
+      <w:tblGrid>
+        <w:gridCol w:w="2880"/>
+        <w:gridCol w:w="2880"/>
+        <w:gridCol w:w="2880"/>
+      </w:tblGrid>
+      <w:tr>
+        <w:tc>
+          <w:tcPr>
+            <w:tcW w:type="dxa" w:w="2880"/>
+          </w:tcPr>
+          <w:p>
+            <w:r>
+              <w:t>candidate_id</w:t>
+            </w:r>
+          </w:p>
+        </w:tc>
+        <w:tc>
+          <w:tcPr>
+            <w:tcW w:type="dxa" w:w="2880"/>
+          </w:tcPr>
+          <w:p>
+            <w:r>
+              <w:t>skill_id</w:t>
+            </w:r>
+          </w:p>
+        </w:tc>
+        <w:tc>
+          <w:tcPr>
+            <w:tcW w:type="dxa" w:w="2880"/>
+          </w:tcPr>
+          <w:p>
+            <w:r>
+              <w:t>level</w:t>
+            </w:r>
+          </w:p>
+        </w:tc>
+      </w:tr>
+      <w:tr>
+        <w:tc>
+          <w:tcPr>
+            <w:tcW w:type="dxa" w:w="2880"/>
+          </w:tcPr>
+          <w:p>
+            <w:r>
+              <w:t>100</w:t>
+            </w:r>
+          </w:p>
+        </w:tc>
+        <w:tc>
+          <w:tcPr>
+            <w:tcW w:type="dxa" w:w="2880"/>
+          </w:tcPr>
+          <w:p>
+            <w:r>
+              <w:t>1</w:t>
+            </w:r>
+          </w:p>
+        </w:tc>
+        <w:tc>
+          <w:tcPr>
+            <w:tcW w:type="dxa" w:w="2880"/>
+          </w:tcPr>
+          <w:p>
+            <w:r>
+              <w:t>advanced</w:t>
+            </w:r>
+          </w:p>
+        </w:tc>
+      </w:tr>
+      <w:tr>
+        <w:tc>
+          <w:tcPr>
+            <w:tcW w:type="dxa" w:w="2880"/>
+          </w:tcPr>
+          <w:p>
+            <w:r>
+              <w:t>101</w:t>
+            </w:r>
+          </w:p>
+        </w:tc>
+        <w:tc>
+          <w:tcPr>
+            <w:tcW w:type="dxa" w:w="2880"/>
+          </w:tcPr>
+          <w:p>
+            <w:r>
+              <w:t>2</w:t>
+            </w:r>
+          </w:p>
+        </w:tc>
+        <w:tc>
+          <w:tcPr>
+            <w:tcW w:type="dxa" w:w="2880"/>
+          </w:tcPr>
+          <w:p>
+            <w:r>
+              <w:t>intermediate</w:t>
+            </w:r>
+          </w:p>
+        </w:tc>
+      </w:tr>
+    </w:tbl>
+    <w:p/>
     <w:p>
       <w:pPr>
         <w:pStyle w:val="Heading2"/>
       </w:pPr>
       <w:r>
-        <w:t>SKILLS</w:t>
+        <w:t>JOBS</w:t>
       </w:r>
     </w:p>
     <w:p>
       <w:r>
-        <w:t>Description and structure for the SKILLS table. (Full details continue as per pattern.)</w:t>
+        <w:t>Job postings opened by clients with location, compensation range and status.</w:t>
       </w:r>
     </w:p>
     <w:tbl>
@@ -1208,7 +3182,7 @@
           </w:tcPr>
           <w:p>
             <w:r>
-              <w:t>Column Name</w:t>
+              <w:t>Column</w:t>
             </w:r>
           </w:p>
         </w:tc>
@@ -1250,20 +3224,126 @@
           </w:tcPr>
           <w:p>
             <w:r>
-              <w:t>example_column</w:t>
-            </w:r>
-          </w:p>
-        </w:tc>
-        <w:tc>
-          <w:tcPr>
-            <w:tcW w:type="dxa" w:w="2160"/>
-          </w:tcPr>
-          <w:p>
-            <w:r>
-              <w:t>datatype</w:t>
-            </w:r>
-          </w:p>
-        </w:tc>
+              <w:t>job_id</w:t>
+            </w:r>
+          </w:p>
+        </w:tc>
+        <w:tc>
+          <w:tcPr>
+            <w:tcW w:type="dxa" w:w="2160"/>
+          </w:tcPr>
+          <w:p>
+            <w:r>
+              <w:t>INT</w:t>
+            </w:r>
+          </w:p>
+        </w:tc>
+        <w:tc>
+          <w:tcPr>
+            <w:tcW w:type="dxa" w:w="2160"/>
+          </w:tcPr>
+          <w:p>
+            <w:r>
+              <w:t>Job identifier</w:t>
+            </w:r>
+          </w:p>
+        </w:tc>
+        <w:tc>
+          <w:tcPr>
+            <w:tcW w:type="dxa" w:w="2160"/>
+          </w:tcPr>
+          <w:p>
+            <w:r>
+              <w:t>PK</w:t>
+            </w:r>
+          </w:p>
+        </w:tc>
+      </w:tr>
+      <w:tr>
+        <w:tc>
+          <w:tcPr>
+            <w:tcW w:type="dxa" w:w="2160"/>
+          </w:tcPr>
+          <w:p>
+            <w:r>
+              <w:t>client_id</w:t>
+            </w:r>
+          </w:p>
+        </w:tc>
+        <w:tc>
+          <w:tcPr>
+            <w:tcW w:type="dxa" w:w="2160"/>
+          </w:tcPr>
+          <w:p>
+            <w:r>
+              <w:t>INT</w:t>
+            </w:r>
+          </w:p>
+        </w:tc>
+        <w:tc>
+          <w:tcPr>
+            <w:tcW w:type="dxa" w:w="2160"/>
+          </w:tcPr>
+          <w:p>
+            <w:r>
+              <w:t>Owning client</w:t>
+            </w:r>
+          </w:p>
+        </w:tc>
+        <w:tc>
+          <w:tcPr>
+            <w:tcW w:type="dxa" w:w="2160"/>
+          </w:tcPr>
+          <w:p>
+            <w:r>
+              <w:t>FK → CLIENTS.client_id</w:t>
+            </w:r>
+          </w:p>
+        </w:tc>
+      </w:tr>
+      <w:tr>
+        <w:tc>
+          <w:tcPr>
+            <w:tcW w:type="dxa" w:w="2160"/>
+          </w:tcPr>
+          <w:p>
+            <w:r>
+              <w:t>title</w:t>
+            </w:r>
+          </w:p>
+        </w:tc>
+        <w:tc>
+          <w:tcPr>
+            <w:tcW w:type="dxa" w:w="2160"/>
+          </w:tcPr>
+          <w:p>
+            <w:r>
+              <w:t>VARCHAR(120)</w:t>
+            </w:r>
+          </w:p>
+        </w:tc>
+        <w:tc>
+          <w:tcPr>
+            <w:tcW w:type="dxa" w:w="2160"/>
+          </w:tcPr>
+          <w:p>
+            <w:r>
+              <w:t>Job title</w:t>
+            </w:r>
+          </w:p>
+        </w:tc>
+        <w:tc>
+          <w:tcPr>
+            <w:tcW w:type="dxa" w:w="2160"/>
+          </w:tcPr>
+          <w:p>
+            <w:r>
+              <w:t>NOT NULL</w:t>
+            </w:r>
+          </w:p>
+        </w:tc>
+      </w:tr>
+      <w:tr>
         <w:tc>
           <w:tcPr>
             <w:tcW w:type="dxa" w:w="2160"/>
@@ -1280,7 +3360,273 @@
           </w:tcPr>
           <w:p>
             <w:r>
-              <w:t>constraints</w:t>
+              <w:t>TEXT</w:t>
+            </w:r>
+          </w:p>
+        </w:tc>
+        <w:tc>
+          <w:tcPr>
+            <w:tcW w:type="dxa" w:w="2160"/>
+          </w:tcPr>
+          <w:p>
+            <w:r>
+              <w:t>Free-text description</w:t>
+            </w:r>
+          </w:p>
+        </w:tc>
+        <w:tc>
+          <w:tcPr>
+            <w:tcW w:type="dxa" w:w="2160"/>
+          </w:tcPr>
+          <w:p>
+            <w:r/>
+          </w:p>
+        </w:tc>
+      </w:tr>
+      <w:tr>
+        <w:tc>
+          <w:tcPr>
+            <w:tcW w:type="dxa" w:w="2160"/>
+          </w:tcPr>
+          <w:p>
+            <w:r>
+              <w:t>location_id</w:t>
+            </w:r>
+          </w:p>
+        </w:tc>
+        <w:tc>
+          <w:tcPr>
+            <w:tcW w:type="dxa" w:w="2160"/>
+          </w:tcPr>
+          <w:p>
+            <w:r>
+              <w:t>INT</w:t>
+            </w:r>
+          </w:p>
+        </w:tc>
+        <w:tc>
+          <w:tcPr>
+            <w:tcW w:type="dxa" w:w="2160"/>
+          </w:tcPr>
+          <w:p>
+            <w:r>
+              <w:t>Job location</w:t>
+            </w:r>
+          </w:p>
+        </w:tc>
+        <w:tc>
+          <w:tcPr>
+            <w:tcW w:type="dxa" w:w="2160"/>
+          </w:tcPr>
+          <w:p>
+            <w:r>
+              <w:t>FK → LOCATIONS.location_id</w:t>
+            </w:r>
+          </w:p>
+        </w:tc>
+      </w:tr>
+      <w:tr>
+        <w:tc>
+          <w:tcPr>
+            <w:tcW w:type="dxa" w:w="2160"/>
+          </w:tcPr>
+          <w:p>
+            <w:r>
+              <w:t>employment_type</w:t>
+            </w:r>
+          </w:p>
+        </w:tc>
+        <w:tc>
+          <w:tcPr>
+            <w:tcW w:type="dxa" w:w="2160"/>
+          </w:tcPr>
+          <w:p>
+            <w:r>
+              <w:t>VARCHAR(20)</w:t>
+            </w:r>
+          </w:p>
+        </w:tc>
+        <w:tc>
+          <w:tcPr>
+            <w:tcW w:type="dxa" w:w="2160"/>
+          </w:tcPr>
+          <w:p>
+            <w:r>
+              <w:t>Contract type</w:t>
+            </w:r>
+          </w:p>
+        </w:tc>
+        <w:tc>
+          <w:tcPr>
+            <w:tcW w:type="dxa" w:w="2160"/>
+          </w:tcPr>
+          <w:p>
+            <w:r>
+              <w:t>CHECK IN ('full-time','part-time','contract')</w:t>
+            </w:r>
+          </w:p>
+        </w:tc>
+      </w:tr>
+      <w:tr>
+        <w:tc>
+          <w:tcPr>
+            <w:tcW w:type="dxa" w:w="2160"/>
+          </w:tcPr>
+          <w:p>
+            <w:r>
+              <w:t>salary_min</w:t>
+            </w:r>
+          </w:p>
+        </w:tc>
+        <w:tc>
+          <w:tcPr>
+            <w:tcW w:type="dxa" w:w="2160"/>
+          </w:tcPr>
+          <w:p>
+            <w:r>
+              <w:t>DECIMAL(10,2)</w:t>
+            </w:r>
+          </w:p>
+        </w:tc>
+        <w:tc>
+          <w:tcPr>
+            <w:tcW w:type="dxa" w:w="2160"/>
+          </w:tcPr>
+          <w:p>
+            <w:r>
+              <w:t>Lower bound</w:t>
+            </w:r>
+          </w:p>
+        </w:tc>
+        <w:tc>
+          <w:tcPr>
+            <w:tcW w:type="dxa" w:w="2160"/>
+          </w:tcPr>
+          <w:p>
+            <w:r/>
+          </w:p>
+        </w:tc>
+      </w:tr>
+      <w:tr>
+        <w:tc>
+          <w:tcPr>
+            <w:tcW w:type="dxa" w:w="2160"/>
+          </w:tcPr>
+          <w:p>
+            <w:r>
+              <w:t>salary_max</w:t>
+            </w:r>
+          </w:p>
+        </w:tc>
+        <w:tc>
+          <w:tcPr>
+            <w:tcW w:type="dxa" w:w="2160"/>
+          </w:tcPr>
+          <w:p>
+            <w:r>
+              <w:t>DECIMAL(10,2)</w:t>
+            </w:r>
+          </w:p>
+        </w:tc>
+        <w:tc>
+          <w:tcPr>
+            <w:tcW w:type="dxa" w:w="2160"/>
+          </w:tcPr>
+          <w:p>
+            <w:r>
+              <w:t>Upper bound</w:t>
+            </w:r>
+          </w:p>
+        </w:tc>
+        <w:tc>
+          <w:tcPr>
+            <w:tcW w:type="dxa" w:w="2160"/>
+          </w:tcPr>
+          <w:p>
+            <w:r/>
+          </w:p>
+        </w:tc>
+      </w:tr>
+      <w:tr>
+        <w:tc>
+          <w:tcPr>
+            <w:tcW w:type="dxa" w:w="2160"/>
+          </w:tcPr>
+          <w:p>
+            <w:r>
+              <w:t>status</w:t>
+            </w:r>
+          </w:p>
+        </w:tc>
+        <w:tc>
+          <w:tcPr>
+            <w:tcW w:type="dxa" w:w="2160"/>
+          </w:tcPr>
+          <w:p>
+            <w:r>
+              <w:t>VARCHAR(20)</w:t>
+            </w:r>
+          </w:p>
+        </w:tc>
+        <w:tc>
+          <w:tcPr>
+            <w:tcW w:type="dxa" w:w="2160"/>
+          </w:tcPr>
+          <w:p>
+            <w:r>
+              <w:t>Lifecycle status</w:t>
+            </w:r>
+          </w:p>
+        </w:tc>
+        <w:tc>
+          <w:tcPr>
+            <w:tcW w:type="dxa" w:w="2160"/>
+          </w:tcPr>
+          <w:p>
+            <w:r>
+              <w:t>CHECK IN ('open','on-hold','closed')</w:t>
+            </w:r>
+          </w:p>
+        </w:tc>
+      </w:tr>
+      <w:tr>
+        <w:tc>
+          <w:tcPr>
+            <w:tcW w:type="dxa" w:w="2160"/>
+          </w:tcPr>
+          <w:p>
+            <w:r>
+              <w:t>posted_at</w:t>
+            </w:r>
+          </w:p>
+        </w:tc>
+        <w:tc>
+          <w:tcPr>
+            <w:tcW w:type="dxa" w:w="2160"/>
+          </w:tcPr>
+          <w:p>
+            <w:r>
+              <w:t>TIMESTAMP</w:t>
+            </w:r>
+          </w:p>
+        </w:tc>
+        <w:tc>
+          <w:tcPr>
+            <w:tcW w:type="dxa" w:w="2160"/>
+          </w:tcPr>
+          <w:p>
+            <w:r>
+              <w:t>When posted</w:t>
+            </w:r>
+          </w:p>
+        </w:tc>
+        <w:tc>
+          <w:tcPr>
+            <w:tcW w:type="dxa" w:w="2160"/>
+          </w:tcPr>
+          <w:p>
+            <w:r>
+              <w:t>DEFAULT now()</w:t>
             </w:r>
           </w:p>
         </w:tc>
@@ -1289,25 +3635,308 @@
     <w:p/>
     <w:p>
       <w:r>
-        <w:t>Relationships: ...</w:t>
+        <w:t>Relationships:</w:t>
       </w:r>
     </w:p>
     <w:p>
       <w:r>
-        <w:t>Example Data: ...</w:t>
+        <w:t>- Many-to-one: JOBS(client_id) → CLIENTS(client_id).</w:t>
       </w:r>
     </w:p>
+    <w:p>
+      <w:r>
+        <w:t>- Many-to-one: JOBS(location_id) → LOCATIONS(location_id).</w:t>
+      </w:r>
+    </w:p>
+    <w:p>
+      <w:r>
+        <w:t>- One-to-many: JOBS(job_id) → APPLICATIONS(job_id).</w:t>
+      </w:r>
+    </w:p>
+    <w:p>
+      <w:r>
+        <w:t>- Many-to-many via JOB_SKILLS between JOBS and SKILLS.</w:t>
+      </w:r>
+    </w:p>
+    <w:p>
+      <w:r>
+        <w:t>Example:</w:t>
+      </w:r>
+    </w:p>
+    <w:tbl>
+      <w:tblPr>
+        <w:tblW w:type="auto" w:w="0"/>
+        <w:tblLook w:firstColumn="1" w:firstRow="1" w:lastColumn="0" w:lastRow="0" w:noHBand="0" w:noVBand="1" w:val="04A0"/>
+      </w:tblPr>
+      <w:tblGrid>
+        <w:gridCol w:w="1080"/>
+        <w:gridCol w:w="1080"/>
+        <w:gridCol w:w="1080"/>
+        <w:gridCol w:w="1080"/>
+        <w:gridCol w:w="1080"/>
+        <w:gridCol w:w="1080"/>
+        <w:gridCol w:w="1080"/>
+        <w:gridCol w:w="1080"/>
+      </w:tblGrid>
+      <w:tr>
+        <w:tc>
+          <w:tcPr>
+            <w:tcW w:type="dxa" w:w="1080"/>
+          </w:tcPr>
+          <w:p>
+            <w:r>
+              <w:t>job_id</w:t>
+            </w:r>
+          </w:p>
+        </w:tc>
+        <w:tc>
+          <w:tcPr>
+            <w:tcW w:type="dxa" w:w="1080"/>
+          </w:tcPr>
+          <w:p>
+            <w:r>
+              <w:t>client_id</w:t>
+            </w:r>
+          </w:p>
+        </w:tc>
+        <w:tc>
+          <w:tcPr>
+            <w:tcW w:type="dxa" w:w="1080"/>
+          </w:tcPr>
+          <w:p>
+            <w:r>
+              <w:t>title</w:t>
+            </w:r>
+          </w:p>
+        </w:tc>
+        <w:tc>
+          <w:tcPr>
+            <w:tcW w:type="dxa" w:w="1080"/>
+          </w:tcPr>
+          <w:p>
+            <w:r>
+              <w:t>location_id</w:t>
+            </w:r>
+          </w:p>
+        </w:tc>
+        <w:tc>
+          <w:tcPr>
+            <w:tcW w:type="dxa" w:w="1080"/>
+          </w:tcPr>
+          <w:p>
+            <w:r>
+              <w:t>employment_type</w:t>
+            </w:r>
+          </w:p>
+        </w:tc>
+        <w:tc>
+          <w:tcPr>
+            <w:tcW w:type="dxa" w:w="1080"/>
+          </w:tcPr>
+          <w:p>
+            <w:r>
+              <w:t>salary_min</w:t>
+            </w:r>
+          </w:p>
+        </w:tc>
+        <w:tc>
+          <w:tcPr>
+            <w:tcW w:type="dxa" w:w="1080"/>
+          </w:tcPr>
+          <w:p>
+            <w:r>
+              <w:t>salary_max</w:t>
+            </w:r>
+          </w:p>
+        </w:tc>
+        <w:tc>
+          <w:tcPr>
+            <w:tcW w:type="dxa" w:w="1080"/>
+          </w:tcPr>
+          <w:p>
+            <w:r>
+              <w:t>status</w:t>
+            </w:r>
+          </w:p>
+        </w:tc>
+      </w:tr>
+      <w:tr>
+        <w:tc>
+          <w:tcPr>
+            <w:tcW w:type="dxa" w:w="1080"/>
+          </w:tcPr>
+          <w:p>
+            <w:r>
+              <w:t>500</w:t>
+            </w:r>
+          </w:p>
+        </w:tc>
+        <w:tc>
+          <w:tcPr>
+            <w:tcW w:type="dxa" w:w="1080"/>
+          </w:tcPr>
+          <w:p>
+            <w:r>
+              <w:t>1</w:t>
+            </w:r>
+          </w:p>
+        </w:tc>
+        <w:tc>
+          <w:tcPr>
+            <w:tcW w:type="dxa" w:w="1080"/>
+          </w:tcPr>
+          <w:p>
+            <w:r>
+              <w:t>Data Analyst</w:t>
+            </w:r>
+          </w:p>
+        </w:tc>
+        <w:tc>
+          <w:tcPr>
+            <w:tcW w:type="dxa" w:w="1080"/>
+          </w:tcPr>
+          <w:p>
+            <w:r>
+              <w:t>1</w:t>
+            </w:r>
+          </w:p>
+        </w:tc>
+        <w:tc>
+          <w:tcPr>
+            <w:tcW w:type="dxa" w:w="1080"/>
+          </w:tcPr>
+          <w:p>
+            <w:r>
+              <w:t>full-time</w:t>
+            </w:r>
+          </w:p>
+        </w:tc>
+        <w:tc>
+          <w:tcPr>
+            <w:tcW w:type="dxa" w:w="1080"/>
+          </w:tcPr>
+          <w:p>
+            <w:r>
+              <w:t>3000.00</w:t>
+            </w:r>
+          </w:p>
+        </w:tc>
+        <w:tc>
+          <w:tcPr>
+            <w:tcW w:type="dxa" w:w="1080"/>
+          </w:tcPr>
+          <w:p>
+            <w:r>
+              <w:t>4500.00</w:t>
+            </w:r>
+          </w:p>
+        </w:tc>
+        <w:tc>
+          <w:tcPr>
+            <w:tcW w:type="dxa" w:w="1080"/>
+          </w:tcPr>
+          <w:p>
+            <w:r>
+              <w:t>open</w:t>
+            </w:r>
+          </w:p>
+        </w:tc>
+      </w:tr>
+      <w:tr>
+        <w:tc>
+          <w:tcPr>
+            <w:tcW w:type="dxa" w:w="1080"/>
+          </w:tcPr>
+          <w:p>
+            <w:r>
+              <w:t>501</w:t>
+            </w:r>
+          </w:p>
+        </w:tc>
+        <w:tc>
+          <w:tcPr>
+            <w:tcW w:type="dxa" w:w="1080"/>
+          </w:tcPr>
+          <w:p>
+            <w:r>
+              <w:t>2</w:t>
+            </w:r>
+          </w:p>
+        </w:tc>
+        <w:tc>
+          <w:tcPr>
+            <w:tcW w:type="dxa" w:w="1080"/>
+          </w:tcPr>
+          <w:p>
+            <w:r>
+              <w:t>ML Engineer</w:t>
+            </w:r>
+          </w:p>
+        </w:tc>
+        <w:tc>
+          <w:tcPr>
+            <w:tcW w:type="dxa" w:w="1080"/>
+          </w:tcPr>
+          <w:p>
+            <w:r>
+              <w:t>2</w:t>
+            </w:r>
+          </w:p>
+        </w:tc>
+        <w:tc>
+          <w:tcPr>
+            <w:tcW w:type="dxa" w:w="1080"/>
+          </w:tcPr>
+          <w:p>
+            <w:r>
+              <w:t>full-time</w:t>
+            </w:r>
+          </w:p>
+        </w:tc>
+        <w:tc>
+          <w:tcPr>
+            <w:tcW w:type="dxa" w:w="1080"/>
+          </w:tcPr>
+          <w:p>
+            <w:r>
+              <w:t>5500.00</w:t>
+            </w:r>
+          </w:p>
+        </w:tc>
+        <w:tc>
+          <w:tcPr>
+            <w:tcW w:type="dxa" w:w="1080"/>
+          </w:tcPr>
+          <w:p>
+            <w:r>
+              <w:t>7000.00</w:t>
+            </w:r>
+          </w:p>
+        </w:tc>
+        <w:tc>
+          <w:tcPr>
+            <w:tcW w:type="dxa" w:w="1080"/>
+          </w:tcPr>
+          <w:p>
+            <w:r>
+              <w:t>open</w:t>
+            </w:r>
+          </w:p>
+        </w:tc>
+      </w:tr>
+    </w:tbl>
+    <w:p/>
     <w:p>
       <w:pPr>
         <w:pStyle w:val="Heading2"/>
       </w:pPr>
       <w:r>
-        <w:t>CANDIDATE_SKILLS</w:t>
+        <w:t>JOB_SKILLS</w:t>
       </w:r>
     </w:p>
     <w:p>
       <w:r>
-        <w:t>Description and structure for the CANDIDATE_SKILLS table. (Full details continue as per pattern.)</w:t>
+        <w:t>Junction table of skills required by each job with optional required level.</w:t>
       </w:r>
     </w:p>
     <w:tbl>
@@ -1328,7 +3957,7 @@
           </w:tcPr>
           <w:p>
             <w:r>
-              <w:t>Column Name</w:t>
+              <w:t>Column</w:t>
             </w:r>
           </w:p>
         </w:tc>
@@ -1370,37 +3999,121 @@
           </w:tcPr>
           <w:p>
             <w:r>
-              <w:t>example_column</w:t>
-            </w:r>
-          </w:p>
-        </w:tc>
-        <w:tc>
-          <w:tcPr>
-            <w:tcW w:type="dxa" w:w="2160"/>
-          </w:tcPr>
-          <w:p>
-            <w:r>
-              <w:t>datatype</w:t>
-            </w:r>
-          </w:p>
-        </w:tc>
-        <w:tc>
-          <w:tcPr>
-            <w:tcW w:type="dxa" w:w="2160"/>
-          </w:tcPr>
-          <w:p>
-            <w:r>
-              <w:t>description</w:t>
-            </w:r>
-          </w:p>
-        </w:tc>
-        <w:tc>
-          <w:tcPr>
-            <w:tcW w:type="dxa" w:w="2160"/>
-          </w:tcPr>
-          <w:p>
-            <w:r>
-              <w:t>constraints</w:t>
+              <w:t>job_id</w:t>
+            </w:r>
+          </w:p>
+        </w:tc>
+        <w:tc>
+          <w:tcPr>
+            <w:tcW w:type="dxa" w:w="2160"/>
+          </w:tcPr>
+          <w:p>
+            <w:r>
+              <w:t>INT</w:t>
+            </w:r>
+          </w:p>
+        </w:tc>
+        <w:tc>
+          <w:tcPr>
+            <w:tcW w:type="dxa" w:w="2160"/>
+          </w:tcPr>
+          <w:p>
+            <w:r>
+              <w:t>FK to job</w:t>
+            </w:r>
+          </w:p>
+        </w:tc>
+        <w:tc>
+          <w:tcPr>
+            <w:tcW w:type="dxa" w:w="2160"/>
+          </w:tcPr>
+          <w:p>
+            <w:r>
+              <w:t>PK part, FK → JOBS.job_id</w:t>
+            </w:r>
+          </w:p>
+        </w:tc>
+      </w:tr>
+      <w:tr>
+        <w:tc>
+          <w:tcPr>
+            <w:tcW w:type="dxa" w:w="2160"/>
+          </w:tcPr>
+          <w:p>
+            <w:r>
+              <w:t>skill_id</w:t>
+            </w:r>
+          </w:p>
+        </w:tc>
+        <w:tc>
+          <w:tcPr>
+            <w:tcW w:type="dxa" w:w="2160"/>
+          </w:tcPr>
+          <w:p>
+            <w:r>
+              <w:t>INT</w:t>
+            </w:r>
+          </w:p>
+        </w:tc>
+        <w:tc>
+          <w:tcPr>
+            <w:tcW w:type="dxa" w:w="2160"/>
+          </w:tcPr>
+          <w:p>
+            <w:r>
+              <w:t>FK to skill</w:t>
+            </w:r>
+          </w:p>
+        </w:tc>
+        <w:tc>
+          <w:tcPr>
+            <w:tcW w:type="dxa" w:w="2160"/>
+          </w:tcPr>
+          <w:p>
+            <w:r>
+              <w:t>PK part, FK → SKILLS.skill_id</w:t>
+            </w:r>
+          </w:p>
+        </w:tc>
+      </w:tr>
+      <w:tr>
+        <w:tc>
+          <w:tcPr>
+            <w:tcW w:type="dxa" w:w="2160"/>
+          </w:tcPr>
+          <w:p>
+            <w:r>
+              <w:t>required_level</w:t>
+            </w:r>
+          </w:p>
+        </w:tc>
+        <w:tc>
+          <w:tcPr>
+            <w:tcW w:type="dxa" w:w="2160"/>
+          </w:tcPr>
+          <w:p>
+            <w:r>
+              <w:t>VARCHAR(20)</w:t>
+            </w:r>
+          </w:p>
+        </w:tc>
+        <w:tc>
+          <w:tcPr>
+            <w:tcW w:type="dxa" w:w="2160"/>
+          </w:tcPr>
+          <w:p>
+            <w:r>
+              <w:t>Desired proficiency</w:t>
+            </w:r>
+          </w:p>
+        </w:tc>
+        <w:tc>
+          <w:tcPr>
+            <w:tcW w:type="dxa" w:w="2160"/>
+          </w:tcPr>
+          <w:p>
+            <w:r>
+              <w:t>Optional</w:t>
             </w:r>
           </w:p>
         </w:tc>
@@ -1409,25 +4122,148 @@
     <w:p/>
     <w:p>
       <w:r>
-        <w:t>Relationships: ...</w:t>
+        <w:t>Relationships:</w:t>
       </w:r>
     </w:p>
     <w:p>
       <w:r>
-        <w:t>Example Data: ...</w:t>
+        <w:t>- Many-to-one: JOB_SKILLS(job_id) → JOBS(job_id).</w:t>
       </w:r>
     </w:p>
+    <w:p>
+      <w:r>
+        <w:t>- Many-to-one: JOB_SKILLS(skill_id) → SKILLS(skill_id).</w:t>
+      </w:r>
+    </w:p>
+    <w:p>
+      <w:r>
+        <w:t>- Represents M:N relationship between JOBS and SKILLS.</w:t>
+      </w:r>
+    </w:p>
+    <w:p>
+      <w:r>
+        <w:t>Example:</w:t>
+      </w:r>
+    </w:p>
+    <w:tbl>
+      <w:tblPr>
+        <w:tblW w:type="auto" w:w="0"/>
+        <w:tblLook w:firstColumn="1" w:firstRow="1" w:lastColumn="0" w:lastRow="0" w:noHBand="0" w:noVBand="1" w:val="04A0"/>
+      </w:tblPr>
+      <w:tblGrid>
+        <w:gridCol w:w="2880"/>
+        <w:gridCol w:w="2880"/>
+        <w:gridCol w:w="2880"/>
+      </w:tblGrid>
+      <w:tr>
+        <w:tc>
+          <w:tcPr>
+            <w:tcW w:type="dxa" w:w="2880"/>
+          </w:tcPr>
+          <w:p>
+            <w:r>
+              <w:t>job_id</w:t>
+            </w:r>
+          </w:p>
+        </w:tc>
+        <w:tc>
+          <w:tcPr>
+            <w:tcW w:type="dxa" w:w="2880"/>
+          </w:tcPr>
+          <w:p>
+            <w:r>
+              <w:t>skill_id</w:t>
+            </w:r>
+          </w:p>
+        </w:tc>
+        <w:tc>
+          <w:tcPr>
+            <w:tcW w:type="dxa" w:w="2880"/>
+          </w:tcPr>
+          <w:p>
+            <w:r>
+              <w:t>required_level</w:t>
+            </w:r>
+          </w:p>
+        </w:tc>
+      </w:tr>
+      <w:tr>
+        <w:tc>
+          <w:tcPr>
+            <w:tcW w:type="dxa" w:w="2880"/>
+          </w:tcPr>
+          <w:p>
+            <w:r>
+              <w:t>500</w:t>
+            </w:r>
+          </w:p>
+        </w:tc>
+        <w:tc>
+          <w:tcPr>
+            <w:tcW w:type="dxa" w:w="2880"/>
+          </w:tcPr>
+          <w:p>
+            <w:r>
+              <w:t>1</w:t>
+            </w:r>
+          </w:p>
+        </w:tc>
+        <w:tc>
+          <w:tcPr>
+            <w:tcW w:type="dxa" w:w="2880"/>
+          </w:tcPr>
+          <w:p>
+            <w:r>
+              <w:t>intermediate</w:t>
+            </w:r>
+          </w:p>
+        </w:tc>
+      </w:tr>
+      <w:tr>
+        <w:tc>
+          <w:tcPr>
+            <w:tcW w:type="dxa" w:w="2880"/>
+          </w:tcPr>
+          <w:p>
+            <w:r>
+              <w:t>501</w:t>
+            </w:r>
+          </w:p>
+        </w:tc>
+        <w:tc>
+          <w:tcPr>
+            <w:tcW w:type="dxa" w:w="2880"/>
+          </w:tcPr>
+          <w:p>
+            <w:r>
+              <w:t>2</w:t>
+            </w:r>
+          </w:p>
+        </w:tc>
+        <w:tc>
+          <w:tcPr>
+            <w:tcW w:type="dxa" w:w="2880"/>
+          </w:tcPr>
+          <w:p>
+            <w:r>
+              <w:t>advanced</w:t>
+            </w:r>
+          </w:p>
+        </w:tc>
+      </w:tr>
+    </w:tbl>
+    <w:p/>
     <w:p>
       <w:pPr>
         <w:pStyle w:val="Heading2"/>
       </w:pPr>
       <w:r>
-        <w:t>JOBS</w:t>
+        <w:t>APPLICATIONS</w:t>
       </w:r>
     </w:p>
     <w:p>
       <w:r>
-        <w:t>Description and structure for the JOBS table. (Full details continue as per pattern.)</w:t>
+        <w:t>Candidate submissions to specific jobs, with current status and application time.</w:t>
       </w:r>
     </w:p>
     <w:tbl>
@@ -1448,7 +4284,7 @@
           </w:tcPr>
           <w:p>
             <w:r>
-              <w:t>Column Name</w:t>
+              <w:t>Column</w:t>
             </w:r>
           </w:p>
         </w:tc>
@@ -1490,37 +4326,247 @@
           </w:tcPr>
           <w:p>
             <w:r>
-              <w:t>example_column</w:t>
-            </w:r>
-          </w:p>
-        </w:tc>
-        <w:tc>
-          <w:tcPr>
-            <w:tcW w:type="dxa" w:w="2160"/>
-          </w:tcPr>
-          <w:p>
-            <w:r>
-              <w:t>datatype</w:t>
-            </w:r>
-          </w:p>
-        </w:tc>
-        <w:tc>
-          <w:tcPr>
-            <w:tcW w:type="dxa" w:w="2160"/>
-          </w:tcPr>
-          <w:p>
-            <w:r>
-              <w:t>description</w:t>
-            </w:r>
-          </w:p>
-        </w:tc>
-        <w:tc>
-          <w:tcPr>
-            <w:tcW w:type="dxa" w:w="2160"/>
-          </w:tcPr>
-          <w:p>
-            <w:r>
-              <w:t>constraints</w:t>
+              <w:t>application_id</w:t>
+            </w:r>
+          </w:p>
+        </w:tc>
+        <w:tc>
+          <w:tcPr>
+            <w:tcW w:type="dxa" w:w="2160"/>
+          </w:tcPr>
+          <w:p>
+            <w:r>
+              <w:t>INT</w:t>
+            </w:r>
+          </w:p>
+        </w:tc>
+        <w:tc>
+          <w:tcPr>
+            <w:tcW w:type="dxa" w:w="2160"/>
+          </w:tcPr>
+          <w:p>
+            <w:r>
+              <w:t>Submission identifier</w:t>
+            </w:r>
+          </w:p>
+        </w:tc>
+        <w:tc>
+          <w:tcPr>
+            <w:tcW w:type="dxa" w:w="2160"/>
+          </w:tcPr>
+          <w:p>
+            <w:r>
+              <w:t>PK</w:t>
+            </w:r>
+          </w:p>
+        </w:tc>
+      </w:tr>
+      <w:tr>
+        <w:tc>
+          <w:tcPr>
+            <w:tcW w:type="dxa" w:w="2160"/>
+          </w:tcPr>
+          <w:p>
+            <w:r>
+              <w:t>job_id</w:t>
+            </w:r>
+          </w:p>
+        </w:tc>
+        <w:tc>
+          <w:tcPr>
+            <w:tcW w:type="dxa" w:w="2160"/>
+          </w:tcPr>
+          <w:p>
+            <w:r>
+              <w:t>INT</w:t>
+            </w:r>
+          </w:p>
+        </w:tc>
+        <w:tc>
+          <w:tcPr>
+            <w:tcW w:type="dxa" w:w="2160"/>
+          </w:tcPr>
+          <w:p>
+            <w:r>
+              <w:t>Target job</w:t>
+            </w:r>
+          </w:p>
+        </w:tc>
+        <w:tc>
+          <w:tcPr>
+            <w:tcW w:type="dxa" w:w="2160"/>
+          </w:tcPr>
+          <w:p>
+            <w:r>
+              <w:t>FK → JOBS.job_id</w:t>
+            </w:r>
+          </w:p>
+        </w:tc>
+      </w:tr>
+      <w:tr>
+        <w:tc>
+          <w:tcPr>
+            <w:tcW w:type="dxa" w:w="2160"/>
+          </w:tcPr>
+          <w:p>
+            <w:r>
+              <w:t>candidate_id</w:t>
+            </w:r>
+          </w:p>
+        </w:tc>
+        <w:tc>
+          <w:tcPr>
+            <w:tcW w:type="dxa" w:w="2160"/>
+          </w:tcPr>
+          <w:p>
+            <w:r>
+              <w:t>INT</w:t>
+            </w:r>
+          </w:p>
+        </w:tc>
+        <w:tc>
+          <w:tcPr>
+            <w:tcW w:type="dxa" w:w="2160"/>
+          </w:tcPr>
+          <w:p>
+            <w:r>
+              <w:t>Applicant</w:t>
+            </w:r>
+          </w:p>
+        </w:tc>
+        <w:tc>
+          <w:tcPr>
+            <w:tcW w:type="dxa" w:w="2160"/>
+          </w:tcPr>
+          <w:p>
+            <w:r>
+              <w:t>FK → CANDIDATES.candidate_id</w:t>
+            </w:r>
+          </w:p>
+        </w:tc>
+      </w:tr>
+      <w:tr>
+        <w:tc>
+          <w:tcPr>
+            <w:tcW w:type="dxa" w:w="2160"/>
+          </w:tcPr>
+          <w:p>
+            <w:r>
+              <w:t>applied_at</w:t>
+            </w:r>
+          </w:p>
+        </w:tc>
+        <w:tc>
+          <w:tcPr>
+            <w:tcW w:type="dxa" w:w="2160"/>
+          </w:tcPr>
+          <w:p>
+            <w:r>
+              <w:t>TIMESTAMP</w:t>
+            </w:r>
+          </w:p>
+        </w:tc>
+        <w:tc>
+          <w:tcPr>
+            <w:tcW w:type="dxa" w:w="2160"/>
+          </w:tcPr>
+          <w:p>
+            <w:r>
+              <w:t>When applied</w:t>
+            </w:r>
+          </w:p>
+        </w:tc>
+        <w:tc>
+          <w:tcPr>
+            <w:tcW w:type="dxa" w:w="2160"/>
+          </w:tcPr>
+          <w:p>
+            <w:r>
+              <w:t>DEFAULT now()</w:t>
+            </w:r>
+          </w:p>
+        </w:tc>
+      </w:tr>
+      <w:tr>
+        <w:tc>
+          <w:tcPr>
+            <w:tcW w:type="dxa" w:w="2160"/>
+          </w:tcPr>
+          <w:p>
+            <w:r>
+              <w:t>source</w:t>
+            </w:r>
+          </w:p>
+        </w:tc>
+        <w:tc>
+          <w:tcPr>
+            <w:tcW w:type="dxa" w:w="2160"/>
+          </w:tcPr>
+          <w:p>
+            <w:r>
+              <w:t>VARCHAR(40)</w:t>
+            </w:r>
+          </w:p>
+        </w:tc>
+        <w:tc>
+          <w:tcPr>
+            <w:tcW w:type="dxa" w:w="2160"/>
+          </w:tcPr>
+          <w:p>
+            <w:r>
+              <w:t>How the candidate applied</w:t>
+            </w:r>
+          </w:p>
+        </w:tc>
+        <w:tc>
+          <w:tcPr>
+            <w:tcW w:type="dxa" w:w="2160"/>
+          </w:tcPr>
+          <w:p>
+            <w:r>
+              <w:t>e.g., 'cv', 'referral', 'linkedin'</w:t>
+            </w:r>
+          </w:p>
+        </w:tc>
+      </w:tr>
+      <w:tr>
+        <w:tc>
+          <w:tcPr>
+            <w:tcW w:type="dxa" w:w="2160"/>
+          </w:tcPr>
+          <w:p>
+            <w:r>
+              <w:t>status</w:t>
+            </w:r>
+          </w:p>
+        </w:tc>
+        <w:tc>
+          <w:tcPr>
+            <w:tcW w:type="dxa" w:w="2160"/>
+          </w:tcPr>
+          <w:p>
+            <w:r>
+              <w:t>VARCHAR(20)</w:t>
+            </w:r>
+          </w:p>
+        </w:tc>
+        <w:tc>
+          <w:tcPr>
+            <w:tcW w:type="dxa" w:w="2160"/>
+          </w:tcPr>
+          <w:p>
+            <w:r>
+              <w:t>Current pipeline state</w:t>
+            </w:r>
+          </w:p>
+        </w:tc>
+        <w:tc>
+          <w:tcPr>
+            <w:tcW w:type="dxa" w:w="2160"/>
+          </w:tcPr>
+          <w:p>
+            <w:r>
+              <w:t>CHECK IN ('new','screening','interview','offer','rejected','hired')</w:t>
             </w:r>
           </w:p>
         </w:tc>
@@ -1529,25 +4575,251 @@
     <w:p/>
     <w:p>
       <w:r>
-        <w:t>Relationships: ...</w:t>
+        <w:t>Relationships:</w:t>
       </w:r>
     </w:p>
     <w:p>
       <w:r>
-        <w:t>Example Data: ...</w:t>
+        <w:t>- Many-to-one: APPLICATIONS(job_id) → JOBS(job_id).</w:t>
       </w:r>
     </w:p>
+    <w:p>
+      <w:r>
+        <w:t>- Many-to-one: APPLICATIONS(candidate_id) → CANDIDATES(candidate_id).</w:t>
+      </w:r>
+    </w:p>
+    <w:p>
+      <w:r>
+        <w:t>- One-to-many: APPLICATIONS(application_id) → APPLICATION_STATUS_HISTORY(application_id).</w:t>
+      </w:r>
+    </w:p>
+    <w:p>
+      <w:r>
+        <w:t>- One-to-one (logical lifecycle): APPLICATIONS(application_id) → OFFERS(application_id).</w:t>
+      </w:r>
+    </w:p>
+    <w:p>
+      <w:r>
+        <w:t>- One-to-many: APPLICATIONS(application_id) → INTERVIEWS(application_id).</w:t>
+      </w:r>
+    </w:p>
+    <w:p>
+      <w:r>
+        <w:t>Example:</w:t>
+      </w:r>
+    </w:p>
+    <w:tbl>
+      <w:tblPr>
+        <w:tblW w:type="auto" w:w="0"/>
+        <w:tblLook w:firstColumn="1" w:firstRow="1" w:lastColumn="0" w:lastRow="0" w:noHBand="0" w:noVBand="1" w:val="04A0"/>
+      </w:tblPr>
+      <w:tblGrid>
+        <w:gridCol w:w="1440"/>
+        <w:gridCol w:w="1440"/>
+        <w:gridCol w:w="1440"/>
+        <w:gridCol w:w="1440"/>
+        <w:gridCol w:w="1440"/>
+        <w:gridCol w:w="1440"/>
+      </w:tblGrid>
+      <w:tr>
+        <w:tc>
+          <w:tcPr>
+            <w:tcW w:type="dxa" w:w="1440"/>
+          </w:tcPr>
+          <w:p>
+            <w:r>
+              <w:t>application_id</w:t>
+            </w:r>
+          </w:p>
+        </w:tc>
+        <w:tc>
+          <w:tcPr>
+            <w:tcW w:type="dxa" w:w="1440"/>
+          </w:tcPr>
+          <w:p>
+            <w:r>
+              <w:t>job_id</w:t>
+            </w:r>
+          </w:p>
+        </w:tc>
+        <w:tc>
+          <w:tcPr>
+            <w:tcW w:type="dxa" w:w="1440"/>
+          </w:tcPr>
+          <w:p>
+            <w:r>
+              <w:t>candidate_id</w:t>
+            </w:r>
+          </w:p>
+        </w:tc>
+        <w:tc>
+          <w:tcPr>
+            <w:tcW w:type="dxa" w:w="1440"/>
+          </w:tcPr>
+          <w:p>
+            <w:r>
+              <w:t>applied_at</w:t>
+            </w:r>
+          </w:p>
+        </w:tc>
+        <w:tc>
+          <w:tcPr>
+            <w:tcW w:type="dxa" w:w="1440"/>
+          </w:tcPr>
+          <w:p>
+            <w:r>
+              <w:t>source</w:t>
+            </w:r>
+          </w:p>
+        </w:tc>
+        <w:tc>
+          <w:tcPr>
+            <w:tcW w:type="dxa" w:w="1440"/>
+          </w:tcPr>
+          <w:p>
+            <w:r>
+              <w:t>status</w:t>
+            </w:r>
+          </w:p>
+        </w:tc>
+      </w:tr>
+      <w:tr>
+        <w:tc>
+          <w:tcPr>
+            <w:tcW w:type="dxa" w:w="1440"/>
+          </w:tcPr>
+          <w:p>
+            <w:r>
+              <w:t>9000</w:t>
+            </w:r>
+          </w:p>
+        </w:tc>
+        <w:tc>
+          <w:tcPr>
+            <w:tcW w:type="dxa" w:w="1440"/>
+          </w:tcPr>
+          <w:p>
+            <w:r>
+              <w:t>500</w:t>
+            </w:r>
+          </w:p>
+        </w:tc>
+        <w:tc>
+          <w:tcPr>
+            <w:tcW w:type="dxa" w:w="1440"/>
+          </w:tcPr>
+          <w:p>
+            <w:r>
+              <w:t>100</w:t>
+            </w:r>
+          </w:p>
+        </w:tc>
+        <w:tc>
+          <w:tcPr>
+            <w:tcW w:type="dxa" w:w="1440"/>
+          </w:tcPr>
+          <w:p>
+            <w:r>
+              <w:t>2025-11-10 10:00</w:t>
+            </w:r>
+          </w:p>
+        </w:tc>
+        <w:tc>
+          <w:tcPr>
+            <w:tcW w:type="dxa" w:w="1440"/>
+          </w:tcPr>
+          <w:p>
+            <w:r>
+              <w:t>linkedin</w:t>
+            </w:r>
+          </w:p>
+        </w:tc>
+        <w:tc>
+          <w:tcPr>
+            <w:tcW w:type="dxa" w:w="1440"/>
+          </w:tcPr>
+          <w:p>
+            <w:r>
+              <w:t>screening</w:t>
+            </w:r>
+          </w:p>
+        </w:tc>
+      </w:tr>
+      <w:tr>
+        <w:tc>
+          <w:tcPr>
+            <w:tcW w:type="dxa" w:w="1440"/>
+          </w:tcPr>
+          <w:p>
+            <w:r>
+              <w:t>9001</w:t>
+            </w:r>
+          </w:p>
+        </w:tc>
+        <w:tc>
+          <w:tcPr>
+            <w:tcW w:type="dxa" w:w="1440"/>
+          </w:tcPr>
+          <w:p>
+            <w:r>
+              <w:t>501</w:t>
+            </w:r>
+          </w:p>
+        </w:tc>
+        <w:tc>
+          <w:tcPr>
+            <w:tcW w:type="dxa" w:w="1440"/>
+          </w:tcPr>
+          <w:p>
+            <w:r>
+              <w:t>101</w:t>
+            </w:r>
+          </w:p>
+        </w:tc>
+        <w:tc>
+          <w:tcPr>
+            <w:tcW w:type="dxa" w:w="1440"/>
+          </w:tcPr>
+          <w:p>
+            <w:r>
+              <w:t>2025-11-10 11:30</w:t>
+            </w:r>
+          </w:p>
+        </w:tc>
+        <w:tc>
+          <w:tcPr>
+            <w:tcW w:type="dxa" w:w="1440"/>
+          </w:tcPr>
+          <w:p>
+            <w:r>
+              <w:t>referral</w:t>
+            </w:r>
+          </w:p>
+        </w:tc>
+        <w:tc>
+          <w:tcPr>
+            <w:tcW w:type="dxa" w:w="1440"/>
+          </w:tcPr>
+          <w:p>
+            <w:r>
+              <w:t>interview</w:t>
+            </w:r>
+          </w:p>
+        </w:tc>
+      </w:tr>
+    </w:tbl>
+    <w:p/>
     <w:p>
       <w:pPr>
         <w:pStyle w:val="Heading2"/>
       </w:pPr>
       <w:r>
-        <w:t>JOB_SKILLS</w:t>
+        <w:t>APPLICATION_STATUS_HISTORY</w:t>
       </w:r>
     </w:p>
     <w:p>
       <w:r>
-        <w:t>Description and structure for the JOB_SKILLS table. (Full details continue as per pattern.)</w:t>
+        <w:t>Audit log of status changes for each application, capturing timestamp and optional note.</w:t>
       </w:r>
     </w:p>
     <w:tbl>
@@ -1568,7 +4840,7 @@
           </w:tcPr>
           <w:p>
             <w:r>
-              <w:t>Column Name</w:t>
+              <w:t>Column</w:t>
             </w:r>
           </w:p>
         </w:tc>
@@ -1610,37 +4882,161 @@
           </w:tcPr>
           <w:p>
             <w:r>
-              <w:t>example_column</w:t>
-            </w:r>
-          </w:p>
-        </w:tc>
-        <w:tc>
-          <w:tcPr>
-            <w:tcW w:type="dxa" w:w="2160"/>
-          </w:tcPr>
-          <w:p>
-            <w:r>
-              <w:t>datatype</w:t>
-            </w:r>
-          </w:p>
-        </w:tc>
-        <w:tc>
-          <w:tcPr>
-            <w:tcW w:type="dxa" w:w="2160"/>
-          </w:tcPr>
-          <w:p>
-            <w:r>
-              <w:t>description</w:t>
-            </w:r>
-          </w:p>
-        </w:tc>
-        <w:tc>
-          <w:tcPr>
-            <w:tcW w:type="dxa" w:w="2160"/>
-          </w:tcPr>
-          <w:p>
-            <w:r>
-              <w:t>constraints</w:t>
+              <w:t>application_id</w:t>
+            </w:r>
+          </w:p>
+        </w:tc>
+        <w:tc>
+          <w:tcPr>
+            <w:tcW w:type="dxa" w:w="2160"/>
+          </w:tcPr>
+          <w:p>
+            <w:r>
+              <w:t>INT</w:t>
+            </w:r>
+          </w:p>
+        </w:tc>
+        <w:tc>
+          <w:tcPr>
+            <w:tcW w:type="dxa" w:w="2160"/>
+          </w:tcPr>
+          <w:p>
+            <w:r>
+              <w:t>Application</w:t>
+            </w:r>
+          </w:p>
+        </w:tc>
+        <w:tc>
+          <w:tcPr>
+            <w:tcW w:type="dxa" w:w="2160"/>
+          </w:tcPr>
+          <w:p>
+            <w:r>
+              <w:t>PK part, FK → APPLICATIONS.application_id</w:t>
+            </w:r>
+          </w:p>
+        </w:tc>
+      </w:tr>
+      <w:tr>
+        <w:tc>
+          <w:tcPr>
+            <w:tcW w:type="dxa" w:w="2160"/>
+          </w:tcPr>
+          <w:p>
+            <w:r>
+              <w:t>changed_at</w:t>
+            </w:r>
+          </w:p>
+        </w:tc>
+        <w:tc>
+          <w:tcPr>
+            <w:tcW w:type="dxa" w:w="2160"/>
+          </w:tcPr>
+          <w:p>
+            <w:r>
+              <w:t>TIMESTAMP</w:t>
+            </w:r>
+          </w:p>
+        </w:tc>
+        <w:tc>
+          <w:tcPr>
+            <w:tcW w:type="dxa" w:w="2160"/>
+          </w:tcPr>
+          <w:p>
+            <w:r>
+              <w:t>When status changed</w:t>
+            </w:r>
+          </w:p>
+        </w:tc>
+        <w:tc>
+          <w:tcPr>
+            <w:tcW w:type="dxa" w:w="2160"/>
+          </w:tcPr>
+          <w:p>
+            <w:r>
+              <w:t>PK part</w:t>
+            </w:r>
+          </w:p>
+        </w:tc>
+      </w:tr>
+      <w:tr>
+        <w:tc>
+          <w:tcPr>
+            <w:tcW w:type="dxa" w:w="2160"/>
+          </w:tcPr>
+          <w:p>
+            <w:r>
+              <w:t>status</w:t>
+            </w:r>
+          </w:p>
+        </w:tc>
+        <w:tc>
+          <w:tcPr>
+            <w:tcW w:type="dxa" w:w="2160"/>
+          </w:tcPr>
+          <w:p>
+            <w:r>
+              <w:t>VARCHAR(20)</w:t>
+            </w:r>
+          </w:p>
+        </w:tc>
+        <w:tc>
+          <w:tcPr>
+            <w:tcW w:type="dxa" w:w="2160"/>
+          </w:tcPr>
+          <w:p>
+            <w:r>
+              <w:t>New status value</w:t>
+            </w:r>
+          </w:p>
+        </w:tc>
+        <w:tc>
+          <w:tcPr>
+            <w:tcW w:type="dxa" w:w="2160"/>
+          </w:tcPr>
+          <w:p>
+            <w:r/>
+          </w:p>
+        </w:tc>
+      </w:tr>
+      <w:tr>
+        <w:tc>
+          <w:tcPr>
+            <w:tcW w:type="dxa" w:w="2160"/>
+          </w:tcPr>
+          <w:p>
+            <w:r>
+              <w:t>note</w:t>
+            </w:r>
+          </w:p>
+        </w:tc>
+        <w:tc>
+          <w:tcPr>
+            <w:tcW w:type="dxa" w:w="2160"/>
+          </w:tcPr>
+          <w:p>
+            <w:r>
+              <w:t>VARCHAR(200)</w:t>
+            </w:r>
+          </w:p>
+        </w:tc>
+        <w:tc>
+          <w:tcPr>
+            <w:tcW w:type="dxa" w:w="2160"/>
+          </w:tcPr>
+          <w:p>
+            <w:r>
+              <w:t>Reason / comment</w:t>
+            </w:r>
+          </w:p>
+        </w:tc>
+        <w:tc>
+          <w:tcPr>
+            <w:tcW w:type="dxa" w:w="2160"/>
+          </w:tcPr>
+          <w:p>
+            <w:r>
+              <w:t>Optional</w:t>
             </w:r>
           </w:p>
         </w:tc>
@@ -1649,25 +5045,17 @@
     <w:p/>
     <w:p>
       <w:r>
-        <w:t>Relationships: ...</w:t>
+        <w:t>Relationships:</w:t>
       </w:r>
     </w:p>
     <w:p>
       <w:r>
-        <w:t>Example Data: ...</w:t>
-      </w:r>
-    </w:p>
-    <w:p>
-      <w:pPr>
-        <w:pStyle w:val="Heading2"/>
-      </w:pPr>
-      <w:r>
-        <w:t>APPLICATIONS</w:t>
+        <w:t>- Many-to-one: APPLICATION_STATUS_HISTORY(application_id) → APPLICATIONS(application_id).</w:t>
       </w:r>
     </w:p>
     <w:p>
       <w:r>
-        <w:t>Description and structure for the APPLICATIONS table. (Full details continue as per pattern.)</w:t>
+        <w:t>Example:</w:t>
       </w:r>
     </w:p>
     <w:tbl>
@@ -1688,37 +5076,37 @@
           </w:tcPr>
           <w:p>
             <w:r>
-              <w:t>Column Name</w:t>
-            </w:r>
-          </w:p>
-        </w:tc>
-        <w:tc>
-          <w:tcPr>
-            <w:tcW w:type="dxa" w:w="2160"/>
-          </w:tcPr>
-          <w:p>
-            <w:r>
-              <w:t>Data Type</w:t>
-            </w:r>
-          </w:p>
-        </w:tc>
-        <w:tc>
-          <w:tcPr>
-            <w:tcW w:type="dxa" w:w="2160"/>
-          </w:tcPr>
-          <w:p>
-            <w:r>
-              <w:t>Description</w:t>
-            </w:r>
-          </w:p>
-        </w:tc>
-        <w:tc>
-          <w:tcPr>
-            <w:tcW w:type="dxa" w:w="2160"/>
-          </w:tcPr>
-          <w:p>
-            <w:r>
-              <w:t>Constraints / Notes</w:t>
+              <w:t>application_id</w:t>
+            </w:r>
+          </w:p>
+        </w:tc>
+        <w:tc>
+          <w:tcPr>
+            <w:tcW w:type="dxa" w:w="2160"/>
+          </w:tcPr>
+          <w:p>
+            <w:r>
+              <w:t>changed_at</w:t>
+            </w:r>
+          </w:p>
+        </w:tc>
+        <w:tc>
+          <w:tcPr>
+            <w:tcW w:type="dxa" w:w="2160"/>
+          </w:tcPr>
+          <w:p>
+            <w:r>
+              <w:t>status</w:t>
+            </w:r>
+          </w:p>
+        </w:tc>
+        <w:tc>
+          <w:tcPr>
+            <w:tcW w:type="dxa" w:w="2160"/>
+          </w:tcPr>
+          <w:p>
+            <w:r>
+              <w:t>note</w:t>
             </w:r>
           </w:p>
         </w:tc>
@@ -1730,64 +5118,96 @@
           </w:tcPr>
           <w:p>
             <w:r>
-              <w:t>example_column</w:t>
-            </w:r>
-          </w:p>
-        </w:tc>
-        <w:tc>
-          <w:tcPr>
-            <w:tcW w:type="dxa" w:w="2160"/>
-          </w:tcPr>
-          <w:p>
-            <w:r>
-              <w:t>datatype</w:t>
-            </w:r>
-          </w:p>
-        </w:tc>
-        <w:tc>
-          <w:tcPr>
-            <w:tcW w:type="dxa" w:w="2160"/>
-          </w:tcPr>
-          <w:p>
-            <w:r>
-              <w:t>description</w:t>
-            </w:r>
-          </w:p>
-        </w:tc>
-        <w:tc>
-          <w:tcPr>
-            <w:tcW w:type="dxa" w:w="2160"/>
-          </w:tcPr>
-          <w:p>
-            <w:r>
-              <w:t>constraints</w:t>
+              <w:t>9000</w:t>
+            </w:r>
+          </w:p>
+        </w:tc>
+        <w:tc>
+          <w:tcPr>
+            <w:tcW w:type="dxa" w:w="2160"/>
+          </w:tcPr>
+          <w:p>
+            <w:r>
+              <w:t>2025-11-10 10:00</w:t>
+            </w:r>
+          </w:p>
+        </w:tc>
+        <w:tc>
+          <w:tcPr>
+            <w:tcW w:type="dxa" w:w="2160"/>
+          </w:tcPr>
+          <w:p>
+            <w:r>
+              <w:t>new</w:t>
+            </w:r>
+          </w:p>
+        </w:tc>
+        <w:tc>
+          <w:tcPr>
+            <w:tcW w:type="dxa" w:w="2160"/>
+          </w:tcPr>
+          <w:p>
+            <w:r>
+              <w:t>Initial apply</w:t>
+            </w:r>
+          </w:p>
+        </w:tc>
+      </w:tr>
+      <w:tr>
+        <w:tc>
+          <w:tcPr>
+            <w:tcW w:type="dxa" w:w="2160"/>
+          </w:tcPr>
+          <w:p>
+            <w:r>
+              <w:t>9000</w:t>
+            </w:r>
+          </w:p>
+        </w:tc>
+        <w:tc>
+          <w:tcPr>
+            <w:tcW w:type="dxa" w:w="2160"/>
+          </w:tcPr>
+          <w:p>
+            <w:r>
+              <w:t>2025-11-11 09:00</w:t>
+            </w:r>
+          </w:p>
+        </w:tc>
+        <w:tc>
+          <w:tcPr>
+            <w:tcW w:type="dxa" w:w="2160"/>
+          </w:tcPr>
+          <w:p>
+            <w:r>
+              <w:t>screening</w:t>
+            </w:r>
+          </w:p>
+        </w:tc>
+        <w:tc>
+          <w:tcPr>
+            <w:tcW w:type="dxa" w:w="2160"/>
+          </w:tcPr>
+          <w:p>
+            <w:r>
+              <w:t>CV reviewed</w:t>
             </w:r>
           </w:p>
         </w:tc>
       </w:tr>
     </w:tbl>
     <w:p/>
-    <w:p>
-      <w:r>
-        <w:t>Relationships: ...</w:t>
-      </w:r>
-    </w:p>
-    <w:p>
-      <w:r>
-        <w:t>Example Data: ...</w:t>
-      </w:r>
-    </w:p>
     <w:p>
       <w:pPr>
         <w:pStyle w:val="Heading2"/>
       </w:pPr>
       <w:r>
-        <w:t>APPLICATION_STATUS_HISTORY</w:t>
+        <w:t>INTERVIEWS</w:t>
       </w:r>
     </w:p>
     <w:p>
       <w:r>
-        <w:t>Description and structure for the APPLICATION_STATUS_HISTORY table. (Full details continue as per pattern.)</w:t>
+        <w:t>Scheduled interviews between the agency/client and candidates, with type and result.</w:t>
       </w:r>
     </w:p>
     <w:tbl>
@@ -1808,7 +5228,7 @@
           </w:tcPr>
           <w:p>
             <w:r>
-              <w:t>Column Name</w:t>
+              <w:t>Column</w:t>
             </w:r>
           </w:p>
         </w:tc>
@@ -1850,37 +5270,245 @@
           </w:tcPr>
           <w:p>
             <w:r>
-              <w:t>example_column</w:t>
-            </w:r>
-          </w:p>
-        </w:tc>
-        <w:tc>
-          <w:tcPr>
-            <w:tcW w:type="dxa" w:w="2160"/>
-          </w:tcPr>
-          <w:p>
-            <w:r>
-              <w:t>datatype</w:t>
-            </w:r>
-          </w:p>
-        </w:tc>
-        <w:tc>
-          <w:tcPr>
-            <w:tcW w:type="dxa" w:w="2160"/>
-          </w:tcPr>
-          <w:p>
-            <w:r>
-              <w:t>description</w:t>
-            </w:r>
-          </w:p>
-        </w:tc>
-        <w:tc>
-          <w:tcPr>
-            <w:tcW w:type="dxa" w:w="2160"/>
-          </w:tcPr>
-          <w:p>
-            <w:r>
-              <w:t>constraints</w:t>
+              <w:t>interview_id</w:t>
+            </w:r>
+          </w:p>
+        </w:tc>
+        <w:tc>
+          <w:tcPr>
+            <w:tcW w:type="dxa" w:w="2160"/>
+          </w:tcPr>
+          <w:p>
+            <w:r>
+              <w:t>INT</w:t>
+            </w:r>
+          </w:p>
+        </w:tc>
+        <w:tc>
+          <w:tcPr>
+            <w:tcW w:type="dxa" w:w="2160"/>
+          </w:tcPr>
+          <w:p>
+            <w:r>
+              <w:t>Interview identifier</w:t>
+            </w:r>
+          </w:p>
+        </w:tc>
+        <w:tc>
+          <w:tcPr>
+            <w:tcW w:type="dxa" w:w="2160"/>
+          </w:tcPr>
+          <w:p>
+            <w:r>
+              <w:t>PK</w:t>
+            </w:r>
+          </w:p>
+        </w:tc>
+      </w:tr>
+      <w:tr>
+        <w:tc>
+          <w:tcPr>
+            <w:tcW w:type="dxa" w:w="2160"/>
+          </w:tcPr>
+          <w:p>
+            <w:r>
+              <w:t>application_id</w:t>
+            </w:r>
+          </w:p>
+        </w:tc>
+        <w:tc>
+          <w:tcPr>
+            <w:tcW w:type="dxa" w:w="2160"/>
+          </w:tcPr>
+          <w:p>
+            <w:r>
+              <w:t>INT</w:t>
+            </w:r>
+          </w:p>
+        </w:tc>
+        <w:tc>
+          <w:tcPr>
+            <w:tcW w:type="dxa" w:w="2160"/>
+          </w:tcPr>
+          <w:p>
+            <w:r>
+              <w:t>Application being interviewed</w:t>
+            </w:r>
+          </w:p>
+        </w:tc>
+        <w:tc>
+          <w:tcPr>
+            <w:tcW w:type="dxa" w:w="2160"/>
+          </w:tcPr>
+          <w:p>
+            <w:r>
+              <w:t>FK → APPLICATIONS.application_id</w:t>
+            </w:r>
+          </w:p>
+        </w:tc>
+      </w:tr>
+      <w:tr>
+        <w:tc>
+          <w:tcPr>
+            <w:tcW w:type="dxa" w:w="2160"/>
+          </w:tcPr>
+          <w:p>
+            <w:r>
+              <w:t>recruiter_id</w:t>
+            </w:r>
+          </w:p>
+        </w:tc>
+        <w:tc>
+          <w:tcPr>
+            <w:tcW w:type="dxa" w:w="2160"/>
+          </w:tcPr>
+          <w:p>
+            <w:r>
+              <w:t>INT</w:t>
+            </w:r>
+          </w:p>
+        </w:tc>
+        <w:tc>
+          <w:tcPr>
+            <w:tcW w:type="dxa" w:w="2160"/>
+          </w:tcPr>
+          <w:p>
+            <w:r>
+              <w:t>Responsible recruiter</w:t>
+            </w:r>
+          </w:p>
+        </w:tc>
+        <w:tc>
+          <w:tcPr>
+            <w:tcW w:type="dxa" w:w="2160"/>
+          </w:tcPr>
+          <w:p>
+            <w:r>
+              <w:t>FK → RECRUITERS.recruiter_id</w:t>
+            </w:r>
+          </w:p>
+        </w:tc>
+      </w:tr>
+      <w:tr>
+        <w:tc>
+          <w:tcPr>
+            <w:tcW w:type="dxa" w:w="2160"/>
+          </w:tcPr>
+          <w:p>
+            <w:r>
+              <w:t>scheduled_at</w:t>
+            </w:r>
+          </w:p>
+        </w:tc>
+        <w:tc>
+          <w:tcPr>
+            <w:tcW w:type="dxa" w:w="2160"/>
+          </w:tcPr>
+          <w:p>
+            <w:r>
+              <w:t>TIMESTAMP</w:t>
+            </w:r>
+          </w:p>
+        </w:tc>
+        <w:tc>
+          <w:tcPr>
+            <w:tcW w:type="dxa" w:w="2160"/>
+          </w:tcPr>
+          <w:p>
+            <w:r>
+              <w:t>Scheduled time</w:t>
+            </w:r>
+          </w:p>
+        </w:tc>
+        <w:tc>
+          <w:tcPr>
+            <w:tcW w:type="dxa" w:w="2160"/>
+          </w:tcPr>
+          <w:p>
+            <w:r/>
+          </w:p>
+        </w:tc>
+      </w:tr>
+      <w:tr>
+        <w:tc>
+          <w:tcPr>
+            <w:tcW w:type="dxa" w:w="2160"/>
+          </w:tcPr>
+          <w:p>
+            <w:r>
+              <w:t>type</w:t>
+            </w:r>
+          </w:p>
+        </w:tc>
+        <w:tc>
+          <w:tcPr>
+            <w:tcW w:type="dxa" w:w="2160"/>
+          </w:tcPr>
+          <w:p>
+            <w:r>
+              <w:t>VARCHAR(20)</w:t>
+            </w:r>
+          </w:p>
+        </w:tc>
+        <w:tc>
+          <w:tcPr>
+            <w:tcW w:type="dxa" w:w="2160"/>
+          </w:tcPr>
+          <w:p>
+            <w:r>
+              <w:t>Format</w:t>
+            </w:r>
+          </w:p>
+        </w:tc>
+        <w:tc>
+          <w:tcPr>
+            <w:tcW w:type="dxa" w:w="2160"/>
+          </w:tcPr>
+          <w:p>
+            <w:r>
+              <w:t>CHECK IN ('phone','onsite','online')</w:t>
+            </w:r>
+          </w:p>
+        </w:tc>
+      </w:tr>
+      <w:tr>
+        <w:tc>
+          <w:tcPr>
+            <w:tcW w:type="dxa" w:w="2160"/>
+          </w:tcPr>
+          <w:p>
+            <w:r>
+              <w:t>result</w:t>
+            </w:r>
+          </w:p>
+        </w:tc>
+        <w:tc>
+          <w:tcPr>
+            <w:tcW w:type="dxa" w:w="2160"/>
+          </w:tcPr>
+          <w:p>
+            <w:r>
+              <w:t>VARCHAR(20)</w:t>
+            </w:r>
+          </w:p>
+        </w:tc>
+        <w:tc>
+          <w:tcPr>
+            <w:tcW w:type="dxa" w:w="2160"/>
+          </w:tcPr>
+          <w:p>
+            <w:r>
+              <w:t>Outcome</w:t>
+            </w:r>
+          </w:p>
+        </w:tc>
+        <w:tc>
+          <w:tcPr>
+            <w:tcW w:type="dxa" w:w="2160"/>
+          </w:tcPr>
+          <w:p>
+            <w:r>
+              <w:t>CHECK IN ('pass','fail','pending') NULLABLE</w:t>
             </w:r>
           </w:p>
         </w:tc>
@@ -1889,25 +5517,236 @@
     <w:p/>
     <w:p>
       <w:r>
-        <w:t>Relationships: ...</w:t>
+        <w:t>Relationships:</w:t>
       </w:r>
     </w:p>
     <w:p>
       <w:r>
-        <w:t>Example Data: ...</w:t>
+        <w:t>- Many-to-one: INTERVIEWS(application_id) → APPLICATIONS(application_id).</w:t>
       </w:r>
     </w:p>
+    <w:p>
+      <w:r>
+        <w:t>- Many-to-one: INTERVIEWS(recruiter_id) → RECRUITERS(recruiter_id).</w:t>
+      </w:r>
+    </w:p>
+    <w:p>
+      <w:r>
+        <w:t>Example:</w:t>
+      </w:r>
+    </w:p>
+    <w:tbl>
+      <w:tblPr>
+        <w:tblW w:type="auto" w:w="0"/>
+        <w:tblLook w:firstColumn="1" w:firstRow="1" w:lastColumn="0" w:lastRow="0" w:noHBand="0" w:noVBand="1" w:val="04A0"/>
+      </w:tblPr>
+      <w:tblGrid>
+        <w:gridCol w:w="1440"/>
+        <w:gridCol w:w="1440"/>
+        <w:gridCol w:w="1440"/>
+        <w:gridCol w:w="1440"/>
+        <w:gridCol w:w="1440"/>
+        <w:gridCol w:w="1440"/>
+      </w:tblGrid>
+      <w:tr>
+        <w:tc>
+          <w:tcPr>
+            <w:tcW w:type="dxa" w:w="1440"/>
+          </w:tcPr>
+          <w:p>
+            <w:r>
+              <w:t>interview_id</w:t>
+            </w:r>
+          </w:p>
+        </w:tc>
+        <w:tc>
+          <w:tcPr>
+            <w:tcW w:type="dxa" w:w="1440"/>
+          </w:tcPr>
+          <w:p>
+            <w:r>
+              <w:t>application_id</w:t>
+            </w:r>
+          </w:p>
+        </w:tc>
+        <w:tc>
+          <w:tcPr>
+            <w:tcW w:type="dxa" w:w="1440"/>
+          </w:tcPr>
+          <w:p>
+            <w:r>
+              <w:t>recruiter_id</w:t>
+            </w:r>
+          </w:p>
+        </w:tc>
+        <w:tc>
+          <w:tcPr>
+            <w:tcW w:type="dxa" w:w="1440"/>
+          </w:tcPr>
+          <w:p>
+            <w:r>
+              <w:t>scheduled_at</w:t>
+            </w:r>
+          </w:p>
+        </w:tc>
+        <w:tc>
+          <w:tcPr>
+            <w:tcW w:type="dxa" w:w="1440"/>
+          </w:tcPr>
+          <w:p>
+            <w:r>
+              <w:t>type</w:t>
+            </w:r>
+          </w:p>
+        </w:tc>
+        <w:tc>
+          <w:tcPr>
+            <w:tcW w:type="dxa" w:w="1440"/>
+          </w:tcPr>
+          <w:p>
+            <w:r>
+              <w:t>result</w:t>
+            </w:r>
+          </w:p>
+        </w:tc>
+      </w:tr>
+      <w:tr>
+        <w:tc>
+          <w:tcPr>
+            <w:tcW w:type="dxa" w:w="1440"/>
+          </w:tcPr>
+          <w:p>
+            <w:r>
+              <w:t>300</w:t>
+            </w:r>
+          </w:p>
+        </w:tc>
+        <w:tc>
+          <w:tcPr>
+            <w:tcW w:type="dxa" w:w="1440"/>
+          </w:tcPr>
+          <w:p>
+            <w:r>
+              <w:t>9000</w:t>
+            </w:r>
+          </w:p>
+        </w:tc>
+        <w:tc>
+          <w:tcPr>
+            <w:tcW w:type="dxa" w:w="1440"/>
+          </w:tcPr>
+          <w:p>
+            <w:r>
+              <w:t>10</w:t>
+            </w:r>
+          </w:p>
+        </w:tc>
+        <w:tc>
+          <w:tcPr>
+            <w:tcW w:type="dxa" w:w="1440"/>
+          </w:tcPr>
+          <w:p>
+            <w:r>
+              <w:t>2025-11-12 14:00</w:t>
+            </w:r>
+          </w:p>
+        </w:tc>
+        <w:tc>
+          <w:tcPr>
+            <w:tcW w:type="dxa" w:w="1440"/>
+          </w:tcPr>
+          <w:p>
+            <w:r>
+              <w:t>online</w:t>
+            </w:r>
+          </w:p>
+        </w:tc>
+        <w:tc>
+          <w:tcPr>
+            <w:tcW w:type="dxa" w:w="1440"/>
+          </w:tcPr>
+          <w:p>
+            <w:r>
+              <w:t>pending</w:t>
+            </w:r>
+          </w:p>
+        </w:tc>
+      </w:tr>
+      <w:tr>
+        <w:tc>
+          <w:tcPr>
+            <w:tcW w:type="dxa" w:w="1440"/>
+          </w:tcPr>
+          <w:p>
+            <w:r>
+              <w:t>301</w:t>
+            </w:r>
+          </w:p>
+        </w:tc>
+        <w:tc>
+          <w:tcPr>
+            <w:tcW w:type="dxa" w:w="1440"/>
+          </w:tcPr>
+          <w:p>
+            <w:r>
+              <w:t>9001</w:t>
+            </w:r>
+          </w:p>
+        </w:tc>
+        <w:tc>
+          <w:tcPr>
+            <w:tcW w:type="dxa" w:w="1440"/>
+          </w:tcPr>
+          <w:p>
+            <w:r>
+              <w:t>11</w:t>
+            </w:r>
+          </w:p>
+        </w:tc>
+        <w:tc>
+          <w:tcPr>
+            <w:tcW w:type="dxa" w:w="1440"/>
+          </w:tcPr>
+          <w:p>
+            <w:r>
+              <w:t>2025-11-13 10:00</w:t>
+            </w:r>
+          </w:p>
+        </w:tc>
+        <w:tc>
+          <w:tcPr>
+            <w:tcW w:type="dxa" w:w="1440"/>
+          </w:tcPr>
+          <w:p>
+            <w:r>
+              <w:t>onsite</w:t>
+            </w:r>
+          </w:p>
+        </w:tc>
+        <w:tc>
+          <w:tcPr>
+            <w:tcW w:type="dxa" w:w="1440"/>
+          </w:tcPr>
+          <w:p>
+            <w:r>
+              <w:t>pass</w:t>
+            </w:r>
+          </w:p>
+        </w:tc>
+      </w:tr>
+    </w:tbl>
+    <w:p/>
     <w:p>
       <w:pPr>
         <w:pStyle w:val="Heading2"/>
       </w:pPr>
       <w:r>
-        <w:t>INTERVIEWS</w:t>
+        <w:t>OFFERS</w:t>
       </w:r>
     </w:p>
     <w:p>
       <w:r>
-        <w:t>Description and structure for the INTERVIEWS table. (Full details continue as per pattern.)</w:t>
+        <w:t>Formal job offers associated with applications, recording financial terms and response status.</w:t>
       </w:r>
     </w:p>
     <w:tbl>
@@ -1928,7 +5767,7 @@
           </w:tcPr>
           <w:p>
             <w:r>
-              <w:t>Column Name</w:t>
+              <w:t>Column</w:t>
             </w:r>
           </w:p>
         </w:tc>
@@ -1970,37 +5809,241 @@
           </w:tcPr>
           <w:p>
             <w:r>
-              <w:t>example_column</w:t>
-            </w:r>
-          </w:p>
-        </w:tc>
-        <w:tc>
-          <w:tcPr>
-            <w:tcW w:type="dxa" w:w="2160"/>
-          </w:tcPr>
-          <w:p>
-            <w:r>
-              <w:t>datatype</w:t>
-            </w:r>
-          </w:p>
-        </w:tc>
-        <w:tc>
-          <w:tcPr>
-            <w:tcW w:type="dxa" w:w="2160"/>
-          </w:tcPr>
-          <w:p>
-            <w:r>
-              <w:t>description</w:t>
-            </w:r>
-          </w:p>
-        </w:tc>
-        <w:tc>
-          <w:tcPr>
-            <w:tcW w:type="dxa" w:w="2160"/>
-          </w:tcPr>
-          <w:p>
-            <w:r>
-              <w:t>constraints</w:t>
+              <w:t>offer_id</w:t>
+            </w:r>
+          </w:p>
+        </w:tc>
+        <w:tc>
+          <w:tcPr>
+            <w:tcW w:type="dxa" w:w="2160"/>
+          </w:tcPr>
+          <w:p>
+            <w:r>
+              <w:t>INT</w:t>
+            </w:r>
+          </w:p>
+        </w:tc>
+        <w:tc>
+          <w:tcPr>
+            <w:tcW w:type="dxa" w:w="2160"/>
+          </w:tcPr>
+          <w:p>
+            <w:r>
+              <w:t>Offer identifier</w:t>
+            </w:r>
+          </w:p>
+        </w:tc>
+        <w:tc>
+          <w:tcPr>
+            <w:tcW w:type="dxa" w:w="2160"/>
+          </w:tcPr>
+          <w:p>
+            <w:r>
+              <w:t>PK</w:t>
+            </w:r>
+          </w:p>
+        </w:tc>
+      </w:tr>
+      <w:tr>
+        <w:tc>
+          <w:tcPr>
+            <w:tcW w:type="dxa" w:w="2160"/>
+          </w:tcPr>
+          <w:p>
+            <w:r>
+              <w:t>application_id</w:t>
+            </w:r>
+          </w:p>
+        </w:tc>
+        <w:tc>
+          <w:tcPr>
+            <w:tcW w:type="dxa" w:w="2160"/>
+          </w:tcPr>
+          <w:p>
+            <w:r>
+              <w:t>INT</w:t>
+            </w:r>
+          </w:p>
+        </w:tc>
+        <w:tc>
+          <w:tcPr>
+            <w:tcW w:type="dxa" w:w="2160"/>
+          </w:tcPr>
+          <w:p>
+            <w:r>
+              <w:t>1:1 link to application</w:t>
+            </w:r>
+          </w:p>
+        </w:tc>
+        <w:tc>
+          <w:tcPr>
+            <w:tcW w:type="dxa" w:w="2160"/>
+          </w:tcPr>
+          <w:p>
+            <w:r>
+              <w:t>UNIQUE, FK → APPLICATIONS.application_id</w:t>
+            </w:r>
+          </w:p>
+        </w:tc>
+      </w:tr>
+      <w:tr>
+        <w:tc>
+          <w:tcPr>
+            <w:tcW w:type="dxa" w:w="2160"/>
+          </w:tcPr>
+          <w:p>
+            <w:r>
+              <w:t>offered_salary</w:t>
+            </w:r>
+          </w:p>
+        </w:tc>
+        <w:tc>
+          <w:tcPr>
+            <w:tcW w:type="dxa" w:w="2160"/>
+          </w:tcPr>
+          <w:p>
+            <w:r>
+              <w:t>DECIMAL(10,2)</w:t>
+            </w:r>
+          </w:p>
+        </w:tc>
+        <w:tc>
+          <w:tcPr>
+            <w:tcW w:type="dxa" w:w="2160"/>
+          </w:tcPr>
+          <w:p>
+            <w:r>
+              <w:t>Gross monthly or annual (per policy)</w:t>
+            </w:r>
+          </w:p>
+        </w:tc>
+        <w:tc>
+          <w:tcPr>
+            <w:tcW w:type="dxa" w:w="2160"/>
+          </w:tcPr>
+          <w:p>
+            <w:r/>
+          </w:p>
+        </w:tc>
+      </w:tr>
+      <w:tr>
+        <w:tc>
+          <w:tcPr>
+            <w:tcW w:type="dxa" w:w="2160"/>
+          </w:tcPr>
+          <w:p>
+            <w:r>
+              <w:t>currency</w:t>
+            </w:r>
+          </w:p>
+        </w:tc>
+        <w:tc>
+          <w:tcPr>
+            <w:tcW w:type="dxa" w:w="2160"/>
+          </w:tcPr>
+          <w:p>
+            <w:r>
+              <w:t>VARCHAR(3)</w:t>
+            </w:r>
+          </w:p>
+        </w:tc>
+        <w:tc>
+          <w:tcPr>
+            <w:tcW w:type="dxa" w:w="2160"/>
+          </w:tcPr>
+          <w:p>
+            <w:r>
+              <w:t>ISO currency code</w:t>
+            </w:r>
+          </w:p>
+        </w:tc>
+        <w:tc>
+          <w:tcPr>
+            <w:tcW w:type="dxa" w:w="2160"/>
+          </w:tcPr>
+          <w:p>
+            <w:r/>
+          </w:p>
+        </w:tc>
+      </w:tr>
+      <w:tr>
+        <w:tc>
+          <w:tcPr>
+            <w:tcW w:type="dxa" w:w="2160"/>
+          </w:tcPr>
+          <w:p>
+            <w:r>
+              <w:t>offer_date</w:t>
+            </w:r>
+          </w:p>
+        </w:tc>
+        <w:tc>
+          <w:tcPr>
+            <w:tcW w:type="dxa" w:w="2160"/>
+          </w:tcPr>
+          <w:p>
+            <w:r>
+              <w:t>DATE</w:t>
+            </w:r>
+          </w:p>
+        </w:tc>
+        <w:tc>
+          <w:tcPr>
+            <w:tcW w:type="dxa" w:w="2160"/>
+          </w:tcPr>
+          <w:p>
+            <w:r>
+              <w:t>Date issued</w:t>
+            </w:r>
+          </w:p>
+        </w:tc>
+        <w:tc>
+          <w:tcPr>
+            <w:tcW w:type="dxa" w:w="2160"/>
+          </w:tcPr>
+          <w:p>
+            <w:r/>
+          </w:p>
+        </w:tc>
+      </w:tr>
+      <w:tr>
+        <w:tc>
+          <w:tcPr>
+            <w:tcW w:type="dxa" w:w="2160"/>
+          </w:tcPr>
+          <w:p>
+            <w:r>
+              <w:t>status</w:t>
+            </w:r>
+          </w:p>
+        </w:tc>
+        <w:tc>
+          <w:tcPr>
+            <w:tcW w:type="dxa" w:w="2160"/>
+          </w:tcPr>
+          <w:p>
+            <w:r>
+              <w:t>VARCHAR(20)</w:t>
+            </w:r>
+          </w:p>
+        </w:tc>
+        <w:tc>
+          <w:tcPr>
+            <w:tcW w:type="dxa" w:w="2160"/>
+          </w:tcPr>
+          <w:p>
+            <w:r>
+              <w:t>Offer state</w:t>
+            </w:r>
+          </w:p>
+        </w:tc>
+        <w:tc>
+          <w:tcPr>
+            <w:tcW w:type="dxa" w:w="2160"/>
+          </w:tcPr>
+          <w:p>
+            <w:r>
+              <w:t>CHECK IN ('sent','accepted','declined','expired')</w:t>
             </w:r>
           </w:p>
         </w:tc>
@@ -2009,25 +6052,174 @@
     <w:p/>
     <w:p>
       <w:r>
-        <w:t>Relationships: ...</w:t>
+        <w:t>Relationships:</w:t>
       </w:r>
     </w:p>
     <w:p>
       <w:r>
-        <w:t>Example Data: ...</w:t>
+        <w:t>- One-to-one: OFFERS(application_id) ↔ APPLICATIONS(application_id).</w:t>
       </w:r>
     </w:p>
+    <w:p>
+      <w:r>
+        <w:t>- One-to-one (downstream): PLACEMENTS(offer_id) ↔ OFFERS(offer_id).</w:t>
+      </w:r>
+    </w:p>
+    <w:p>
+      <w:r>
+        <w:t>Example:</w:t>
+      </w:r>
+    </w:p>
+    <w:tbl>
+      <w:tblPr>
+        <w:tblW w:type="auto" w:w="0"/>
+        <w:tblLook w:firstColumn="1" w:firstRow="1" w:lastColumn="0" w:lastRow="0" w:noHBand="0" w:noVBand="1" w:val="04A0"/>
+      </w:tblPr>
+      <w:tblGrid>
+        <w:gridCol w:w="1440"/>
+        <w:gridCol w:w="1440"/>
+        <w:gridCol w:w="1440"/>
+        <w:gridCol w:w="1440"/>
+        <w:gridCol w:w="1440"/>
+        <w:gridCol w:w="1440"/>
+      </w:tblGrid>
+      <w:tr>
+        <w:tc>
+          <w:tcPr>
+            <w:tcW w:type="dxa" w:w="1440"/>
+          </w:tcPr>
+          <w:p>
+            <w:r>
+              <w:t>offer_id</w:t>
+            </w:r>
+          </w:p>
+        </w:tc>
+        <w:tc>
+          <w:tcPr>
+            <w:tcW w:type="dxa" w:w="1440"/>
+          </w:tcPr>
+          <w:p>
+            <w:r>
+              <w:t>application_id</w:t>
+            </w:r>
+          </w:p>
+        </w:tc>
+        <w:tc>
+          <w:tcPr>
+            <w:tcW w:type="dxa" w:w="1440"/>
+          </w:tcPr>
+          <w:p>
+            <w:r>
+              <w:t>offered_salary</w:t>
+            </w:r>
+          </w:p>
+        </w:tc>
+        <w:tc>
+          <w:tcPr>
+            <w:tcW w:type="dxa" w:w="1440"/>
+          </w:tcPr>
+          <w:p>
+            <w:r>
+              <w:t>currency</w:t>
+            </w:r>
+          </w:p>
+        </w:tc>
+        <w:tc>
+          <w:tcPr>
+            <w:tcW w:type="dxa" w:w="1440"/>
+          </w:tcPr>
+          <w:p>
+            <w:r>
+              <w:t>offer_date</w:t>
+            </w:r>
+          </w:p>
+        </w:tc>
+        <w:tc>
+          <w:tcPr>
+            <w:tcW w:type="dxa" w:w="1440"/>
+          </w:tcPr>
+          <w:p>
+            <w:r>
+              <w:t>status</w:t>
+            </w:r>
+          </w:p>
+        </w:tc>
+      </w:tr>
+      <w:tr>
+        <w:tc>
+          <w:tcPr>
+            <w:tcW w:type="dxa" w:w="1440"/>
+          </w:tcPr>
+          <w:p>
+            <w:r>
+              <w:t>700</w:t>
+            </w:r>
+          </w:p>
+        </w:tc>
+        <w:tc>
+          <w:tcPr>
+            <w:tcW w:type="dxa" w:w="1440"/>
+          </w:tcPr>
+          <w:p>
+            <w:r>
+              <w:t>9001</w:t>
+            </w:r>
+          </w:p>
+        </w:tc>
+        <w:tc>
+          <w:tcPr>
+            <w:tcW w:type="dxa" w:w="1440"/>
+          </w:tcPr>
+          <w:p>
+            <w:r>
+              <w:t>6500.00</w:t>
+            </w:r>
+          </w:p>
+        </w:tc>
+        <w:tc>
+          <w:tcPr>
+            <w:tcW w:type="dxa" w:w="1440"/>
+          </w:tcPr>
+          <w:p>
+            <w:r>
+              <w:t>EUR</w:t>
+            </w:r>
+          </w:p>
+        </w:tc>
+        <w:tc>
+          <w:tcPr>
+            <w:tcW w:type="dxa" w:w="1440"/>
+          </w:tcPr>
+          <w:p>
+            <w:r>
+              <w:t>2025-11-14</w:t>
+            </w:r>
+          </w:p>
+        </w:tc>
+        <w:tc>
+          <w:tcPr>
+            <w:tcW w:type="dxa" w:w="1440"/>
+          </w:tcPr>
+          <w:p>
+            <w:r>
+              <w:t>sent</w:t>
+            </w:r>
+          </w:p>
+        </w:tc>
+      </w:tr>
+    </w:tbl>
+    <w:p/>
     <w:p>
       <w:pPr>
         <w:pStyle w:val="Heading2"/>
       </w:pPr>
       <w:r>
-        <w:t>OFFERS</w:t>
+        <w:t>PLACEMENTS</w:t>
       </w:r>
     </w:p>
     <w:p>
       <w:r>
-        <w:t>Description and structure for the OFFERS table. (Full details continue as per pattern.)</w:t>
+        <w:t>Represents successful hiring derived from an accepted offer, with start and probation dates.</w:t>
       </w:r>
     </w:p>
     <w:tbl>
@@ -2048,7 +6240,7 @@
           </w:tcPr>
           <w:p>
             <w:r>
-              <w:t>Column Name</w:t>
+              <w:t>Column</w:t>
             </w:r>
           </w:p>
         </w:tc>
@@ -2090,38 +6282,160 @@
           </w:tcPr>
           <w:p>
             <w:r>
-              <w:t>example_column</w:t>
-            </w:r>
-          </w:p>
-        </w:tc>
-        <w:tc>
-          <w:tcPr>
-            <w:tcW w:type="dxa" w:w="2160"/>
-          </w:tcPr>
-          <w:p>
-            <w:r>
-              <w:t>datatype</w:t>
-            </w:r>
-          </w:p>
-        </w:tc>
-        <w:tc>
-          <w:tcPr>
-            <w:tcW w:type="dxa" w:w="2160"/>
-          </w:tcPr>
-          <w:p>
-            <w:r>
-              <w:t>description</w:t>
-            </w:r>
-          </w:p>
-        </w:tc>
-        <w:tc>
-          <w:tcPr>
-            <w:tcW w:type="dxa" w:w="2160"/>
-          </w:tcPr>
-          <w:p>
-            <w:r>
-              <w:t>constraints</w:t>
-            </w:r>
+              <w:t>placement_id</w:t>
+            </w:r>
+          </w:p>
+        </w:tc>
+        <w:tc>
+          <w:tcPr>
+            <w:tcW w:type="dxa" w:w="2160"/>
+          </w:tcPr>
+          <w:p>
+            <w:r>
+              <w:t>INT</w:t>
+            </w:r>
+          </w:p>
+        </w:tc>
+        <w:tc>
+          <w:tcPr>
+            <w:tcW w:type="dxa" w:w="2160"/>
+          </w:tcPr>
+          <w:p>
+            <w:r>
+              <w:t>Placement identifier</w:t>
+            </w:r>
+          </w:p>
+        </w:tc>
+        <w:tc>
+          <w:tcPr>
+            <w:tcW w:type="dxa" w:w="2160"/>
+          </w:tcPr>
+          <w:p>
+            <w:r>
+              <w:t>PK</w:t>
+            </w:r>
+          </w:p>
+        </w:tc>
+      </w:tr>
+      <w:tr>
+        <w:tc>
+          <w:tcPr>
+            <w:tcW w:type="dxa" w:w="2160"/>
+          </w:tcPr>
+          <w:p>
+            <w:r>
+              <w:t>offer_id</w:t>
+            </w:r>
+          </w:p>
+        </w:tc>
+        <w:tc>
+          <w:tcPr>
+            <w:tcW w:type="dxa" w:w="2160"/>
+          </w:tcPr>
+          <w:p>
+            <w:r>
+              <w:t>INT</w:t>
+            </w:r>
+          </w:p>
+        </w:tc>
+        <w:tc>
+          <w:tcPr>
+            <w:tcW w:type="dxa" w:w="2160"/>
+          </w:tcPr>
+          <w:p>
+            <w:r>
+              <w:t>One-to-one with offer</w:t>
+            </w:r>
+          </w:p>
+        </w:tc>
+        <w:tc>
+          <w:tcPr>
+            <w:tcW w:type="dxa" w:w="2160"/>
+          </w:tcPr>
+          <w:p>
+            <w:r>
+              <w:t>UNIQUE, FK → OFFERS.offer_id</w:t>
+            </w:r>
+          </w:p>
+        </w:tc>
+      </w:tr>
+      <w:tr>
+        <w:tc>
+          <w:tcPr>
+            <w:tcW w:type="dxa" w:w="2160"/>
+          </w:tcPr>
+          <w:p>
+            <w:r>
+              <w:t>start_date</w:t>
+            </w:r>
+          </w:p>
+        </w:tc>
+        <w:tc>
+          <w:tcPr>
+            <w:tcW w:type="dxa" w:w="2160"/>
+          </w:tcPr>
+          <w:p>
+            <w:r>
+              <w:t>DATE</w:t>
+            </w:r>
+          </w:p>
+        </w:tc>
+        <w:tc>
+          <w:tcPr>
+            <w:tcW w:type="dxa" w:w="2160"/>
+          </w:tcPr>
+          <w:p>
+            <w:r>
+              <w:t>Start date at client</w:t>
+            </w:r>
+          </w:p>
+        </w:tc>
+        <w:tc>
+          <w:tcPr>
+            <w:tcW w:type="dxa" w:w="2160"/>
+          </w:tcPr>
+          <w:p>
+            <w:r/>
+          </w:p>
+        </w:tc>
+      </w:tr>
+      <w:tr>
+        <w:tc>
+          <w:tcPr>
+            <w:tcW w:type="dxa" w:w="2160"/>
+          </w:tcPr>
+          <w:p>
+            <w:r>
+              <w:t>probation_end_date</w:t>
+            </w:r>
+          </w:p>
+        </w:tc>
+        <w:tc>
+          <w:tcPr>
+            <w:tcW w:type="dxa" w:w="2160"/>
+          </w:tcPr>
+          <w:p>
+            <w:r>
+              <w:t>DATE</w:t>
+            </w:r>
+          </w:p>
+        </w:tc>
+        <w:tc>
+          <w:tcPr>
+            <w:tcW w:type="dxa" w:w="2160"/>
+          </w:tcPr>
+          <w:p>
+            <w:r>
+              <w:t>Probation period end</w:t>
+            </w:r>
+          </w:p>
+        </w:tc>
+        <w:tc>
+          <w:tcPr>
+            <w:tcW w:type="dxa" w:w="2160"/>
+          </w:tcPr>
+          <w:p>
+            <w:r/>
           </w:p>
         </w:tc>
       </w:tr>
@@ -2129,25 +6443,17 @@
     <w:p/>
     <w:p>
       <w:r>
-        <w:t>Relationships: ...</w:t>
+        <w:t>Relationships:</w:t>
       </w:r>
     </w:p>
     <w:p>
       <w:r>
-        <w:t>Example Data: ...</w:t>
-      </w:r>
-    </w:p>
-    <w:p>
-      <w:pPr>
-        <w:pStyle w:val="Heading2"/>
-      </w:pPr>
-      <w:r>
-        <w:t>PLACEMENTS</w:t>
+        <w:t>- One-to-one: PLACEMENTS(offer_id) ↔ OFFERS(offer_id).</w:t>
       </w:r>
     </w:p>
     <w:p>
       <w:r>
-        <w:t>Description and structure for the PLACEMENTS table. (Full details continue as per pattern.)</w:t>
+        <w:t>Example:</w:t>
       </w:r>
     </w:p>
     <w:tbl>
@@ -2168,37 +6474,37 @@
           </w:tcPr>
           <w:p>
             <w:r>
-              <w:t>Column Name</w:t>
-            </w:r>
-          </w:p>
-        </w:tc>
-        <w:tc>
-          <w:tcPr>
-            <w:tcW w:type="dxa" w:w="2160"/>
-          </w:tcPr>
-          <w:p>
-            <w:r>
-              <w:t>Data Type</w:t>
-            </w:r>
-          </w:p>
-        </w:tc>
-        <w:tc>
-          <w:tcPr>
-            <w:tcW w:type="dxa" w:w="2160"/>
-          </w:tcPr>
-          <w:p>
-            <w:r>
-              <w:t>Description</w:t>
-            </w:r>
-          </w:p>
-        </w:tc>
-        <w:tc>
-          <w:tcPr>
-            <w:tcW w:type="dxa" w:w="2160"/>
-          </w:tcPr>
-          <w:p>
-            <w:r>
-              <w:t>Constraints / Notes</w:t>
+              <w:t>placement_id</w:t>
+            </w:r>
+          </w:p>
+        </w:tc>
+        <w:tc>
+          <w:tcPr>
+            <w:tcW w:type="dxa" w:w="2160"/>
+          </w:tcPr>
+          <w:p>
+            <w:r>
+              <w:t>offer_id</w:t>
+            </w:r>
+          </w:p>
+        </w:tc>
+        <w:tc>
+          <w:tcPr>
+            <w:tcW w:type="dxa" w:w="2160"/>
+          </w:tcPr>
+          <w:p>
+            <w:r>
+              <w:t>start_date</w:t>
+            </w:r>
+          </w:p>
+        </w:tc>
+        <w:tc>
+          <w:tcPr>
+            <w:tcW w:type="dxa" w:w="2160"/>
+          </w:tcPr>
+          <w:p>
+            <w:r>
+              <w:t>probation_end_date</w:t>
             </w:r>
           </w:p>
         </w:tc>
@@ -2210,53 +6516,43 @@
           </w:tcPr>
           <w:p>
             <w:r>
-              <w:t>example_column</w:t>
-            </w:r>
-          </w:p>
-        </w:tc>
-        <w:tc>
-          <w:tcPr>
-            <w:tcW w:type="dxa" w:w="2160"/>
-          </w:tcPr>
-          <w:p>
-            <w:r>
-              <w:t>datatype</w:t>
-            </w:r>
-          </w:p>
-        </w:tc>
-        <w:tc>
-          <w:tcPr>
-            <w:tcW w:type="dxa" w:w="2160"/>
-          </w:tcPr>
-          <w:p>
-            <w:r>
-              <w:t>description</w:t>
-            </w:r>
-          </w:p>
-        </w:tc>
-        <w:tc>
-          <w:tcPr>
-            <w:tcW w:type="dxa" w:w="2160"/>
-          </w:tcPr>
-          <w:p>
-            <w:r>
-              <w:t>constraints</w:t>
+              <w:t>1000</w:t>
+            </w:r>
+          </w:p>
+        </w:tc>
+        <w:tc>
+          <w:tcPr>
+            <w:tcW w:type="dxa" w:w="2160"/>
+          </w:tcPr>
+          <w:p>
+            <w:r>
+              <w:t>700</w:t>
+            </w:r>
+          </w:p>
+        </w:tc>
+        <w:tc>
+          <w:tcPr>
+            <w:tcW w:type="dxa" w:w="2160"/>
+          </w:tcPr>
+          <w:p>
+            <w:r>
+              <w:t>2025-12-01</w:t>
+            </w:r>
+          </w:p>
+        </w:tc>
+        <w:tc>
+          <w:tcPr>
+            <w:tcW w:type="dxa" w:w="2160"/>
+          </w:tcPr>
+          <w:p>
+            <w:r>
+              <w:t>2026-03-01</w:t>
             </w:r>
           </w:p>
         </w:tc>
       </w:tr>
     </w:tbl>
     <w:p/>
-    <w:p>
-      <w:r>
-        <w:t>Relationships: ...</w:t>
-      </w:r>
-    </w:p>
-    <w:p>
-      <w:r>
-        <w:t>Example Data: ...</w:t>
-      </w:r>
-    </w:p>
     <w:p>
       <w:pPr>
         <w:pStyle w:val="Heading2"/>
@@ -2267,7 +6563,7 @@
     </w:p>
     <w:p>
       <w:r>
-        <w:t>Description and structure for the DOCUMENTS table. (Full details continue as per pattern.)</w:t>
+        <w:t>Candidate-uploaded files such as CVs, cover letters and certificates with upload timestamps.</w:t>
       </w:r>
     </w:p>
     <w:tbl>
@@ -2288,7 +6584,7 @@
           </w:tcPr>
           <w:p>
             <w:r>
-              <w:t>Column Name</w:t>
+              <w:t>Column</w:t>
             </w:r>
           </w:p>
         </w:tc>
@@ -2330,37 +6626,163 @@
           </w:tcPr>
           <w:p>
             <w:r>
-              <w:t>example_column</w:t>
-            </w:r>
-          </w:p>
-        </w:tc>
-        <w:tc>
-          <w:tcPr>
-            <w:tcW w:type="dxa" w:w="2160"/>
-          </w:tcPr>
-          <w:p>
-            <w:r>
-              <w:t>datatype</w:t>
-            </w:r>
-          </w:p>
-        </w:tc>
-        <w:tc>
-          <w:tcPr>
-            <w:tcW w:type="dxa" w:w="2160"/>
-          </w:tcPr>
-          <w:p>
-            <w:r>
-              <w:t>description</w:t>
-            </w:r>
-          </w:p>
-        </w:tc>
-        <w:tc>
-          <w:tcPr>
-            <w:tcW w:type="dxa" w:w="2160"/>
-          </w:tcPr>
-          <w:p>
-            <w:r>
-              <w:t>constraints</w:t>
+              <w:t>document_id</w:t>
+            </w:r>
+          </w:p>
+        </w:tc>
+        <w:tc>
+          <w:tcPr>
+            <w:tcW w:type="dxa" w:w="2160"/>
+          </w:tcPr>
+          <w:p>
+            <w:r>
+              <w:t>INT</w:t>
+            </w:r>
+          </w:p>
+        </w:tc>
+        <w:tc>
+          <w:tcPr>
+            <w:tcW w:type="dxa" w:w="2160"/>
+          </w:tcPr>
+          <w:p>
+            <w:r>
+              <w:t>Document identifier</w:t>
+            </w:r>
+          </w:p>
+        </w:tc>
+        <w:tc>
+          <w:tcPr>
+            <w:tcW w:type="dxa" w:w="2160"/>
+          </w:tcPr>
+          <w:p>
+            <w:r>
+              <w:t>PK</w:t>
+            </w:r>
+          </w:p>
+        </w:tc>
+      </w:tr>
+      <w:tr>
+        <w:tc>
+          <w:tcPr>
+            <w:tcW w:type="dxa" w:w="2160"/>
+          </w:tcPr>
+          <w:p>
+            <w:r>
+              <w:t>candidate_id</w:t>
+            </w:r>
+          </w:p>
+        </w:tc>
+        <w:tc>
+          <w:tcPr>
+            <w:tcW w:type="dxa" w:w="2160"/>
+          </w:tcPr>
+          <w:p>
+            <w:r>
+              <w:t>INT</w:t>
+            </w:r>
+          </w:p>
+        </w:tc>
+        <w:tc>
+          <w:tcPr>
+            <w:tcW w:type="dxa" w:w="2160"/>
+          </w:tcPr>
+          <w:p>
+            <w:r>
+              <w:t>Owner candidate</w:t>
+            </w:r>
+          </w:p>
+        </w:tc>
+        <w:tc>
+          <w:tcPr>
+            <w:tcW w:type="dxa" w:w="2160"/>
+          </w:tcPr>
+          <w:p>
+            <w:r>
+              <w:t>FK → CANDIDATES.candidate_id</w:t>
+            </w:r>
+          </w:p>
+        </w:tc>
+      </w:tr>
+      <w:tr>
+        <w:tc>
+          <w:tcPr>
+            <w:tcW w:type="dxa" w:w="2160"/>
+          </w:tcPr>
+          <w:p>
+            <w:r>
+              <w:t>type</w:t>
+            </w:r>
+          </w:p>
+        </w:tc>
+        <w:tc>
+          <w:tcPr>
+            <w:tcW w:type="dxa" w:w="2160"/>
+          </w:tcPr>
+          <w:p>
+            <w:r>
+              <w:t>VARCHAR(30)</w:t>
+            </w:r>
+          </w:p>
+        </w:tc>
+        <w:tc>
+          <w:tcPr>
+            <w:tcW w:type="dxa" w:w="2160"/>
+          </w:tcPr>
+          <w:p>
+            <w:r>
+              <w:t>Document type</w:t>
+            </w:r>
+          </w:p>
+        </w:tc>
+        <w:tc>
+          <w:tcPr>
+            <w:tcW w:type="dxa" w:w="2160"/>
+          </w:tcPr>
+          <w:p>
+            <w:r>
+              <w:t>CHECK IN ('cv','cover_letter','certificate','id')</w:t>
+            </w:r>
+          </w:p>
+        </w:tc>
+      </w:tr>
+      <w:tr>
+        <w:tc>
+          <w:tcPr>
+            <w:tcW w:type="dxa" w:w="2160"/>
+          </w:tcPr>
+          <w:p>
+            <w:r>
+              <w:t>uploaded_at</w:t>
+            </w:r>
+          </w:p>
+        </w:tc>
+        <w:tc>
+          <w:tcPr>
+            <w:tcW w:type="dxa" w:w="2160"/>
+          </w:tcPr>
+          <w:p>
+            <w:r>
+              <w:t>TIMESTAMP</w:t>
+            </w:r>
+          </w:p>
+        </w:tc>
+        <w:tc>
+          <w:tcPr>
+            <w:tcW w:type="dxa" w:w="2160"/>
+          </w:tcPr>
+          <w:p>
+            <w:r>
+              <w:t>When uploaded</w:t>
+            </w:r>
+          </w:p>
+        </w:tc>
+        <w:tc>
+          <w:tcPr>
+            <w:tcW w:type="dxa" w:w="2160"/>
+          </w:tcPr>
+          <w:p>
+            <w:r>
+              <w:t>DEFAULT now()</w:t>
             </w:r>
           </w:p>
         </w:tc>
@@ -2369,14 +6791,158 @@
     <w:p/>
     <w:p>
       <w:r>
-        <w:t>Relationships: ...</w:t>
+        <w:t>Relationships:</w:t>
       </w:r>
     </w:p>
     <w:p>
       <w:r>
-        <w:t>Example Data: ...</w:t>
+        <w:t>- Many-to-one: DOCUMENTS(candidate_id) → CANDIDATES(candidate_id).</w:t>
       </w:r>
     </w:p>
+    <w:p>
+      <w:r>
+        <w:t>Example:</w:t>
+      </w:r>
+    </w:p>
+    <w:tbl>
+      <w:tblPr>
+        <w:tblW w:type="auto" w:w="0"/>
+        <w:tblLook w:firstColumn="1" w:firstRow="1" w:lastColumn="0" w:lastRow="0" w:noHBand="0" w:noVBand="1" w:val="04A0"/>
+      </w:tblPr>
+      <w:tblGrid>
+        <w:gridCol w:w="2160"/>
+        <w:gridCol w:w="2160"/>
+        <w:gridCol w:w="2160"/>
+        <w:gridCol w:w="2160"/>
+      </w:tblGrid>
+      <w:tr>
+        <w:tc>
+          <w:tcPr>
+            <w:tcW w:type="dxa" w:w="2160"/>
+          </w:tcPr>
+          <w:p>
+            <w:r>
+              <w:t>document_id</w:t>
+            </w:r>
+          </w:p>
+        </w:tc>
+        <w:tc>
+          <w:tcPr>
+            <w:tcW w:type="dxa" w:w="2160"/>
+          </w:tcPr>
+          <w:p>
+            <w:r>
+              <w:t>candidate_id</w:t>
+            </w:r>
+          </w:p>
+        </w:tc>
+        <w:tc>
+          <w:tcPr>
+            <w:tcW w:type="dxa" w:w="2160"/>
+          </w:tcPr>
+          <w:p>
+            <w:r>
+              <w:t>type</w:t>
+            </w:r>
+          </w:p>
+        </w:tc>
+        <w:tc>
+          <w:tcPr>
+            <w:tcW w:type="dxa" w:w="2160"/>
+          </w:tcPr>
+          <w:p>
+            <w:r>
+              <w:t>uploaded_at</w:t>
+            </w:r>
+          </w:p>
+        </w:tc>
+      </w:tr>
+      <w:tr>
+        <w:tc>
+          <w:tcPr>
+            <w:tcW w:type="dxa" w:w="2160"/>
+          </w:tcPr>
+          <w:p>
+            <w:r>
+              <w:t>1</w:t>
+            </w:r>
+          </w:p>
+        </w:tc>
+        <w:tc>
+          <w:tcPr>
+            <w:tcW w:type="dxa" w:w="2160"/>
+          </w:tcPr>
+          <w:p>
+            <w:r>
+              <w:t>100</w:t>
+            </w:r>
+          </w:p>
+        </w:tc>
+        <w:tc>
+          <w:tcPr>
+            <w:tcW w:type="dxa" w:w="2160"/>
+          </w:tcPr>
+          <w:p>
+            <w:r>
+              <w:t>cv</w:t>
+            </w:r>
+          </w:p>
+        </w:tc>
+        <w:tc>
+          <w:tcPr>
+            <w:tcW w:type="dxa" w:w="2160"/>
+          </w:tcPr>
+          <w:p>
+            <w:r>
+              <w:t>2025-11-10 09:00</w:t>
+            </w:r>
+          </w:p>
+        </w:tc>
+      </w:tr>
+      <w:tr>
+        <w:tc>
+          <w:tcPr>
+            <w:tcW w:type="dxa" w:w="2160"/>
+          </w:tcPr>
+          <w:p>
+            <w:r>
+              <w:t>2</w:t>
+            </w:r>
+          </w:p>
+        </w:tc>
+        <w:tc>
+          <w:tcPr>
+            <w:tcW w:type="dxa" w:w="2160"/>
+          </w:tcPr>
+          <w:p>
+            <w:r>
+              <w:t>101</w:t>
+            </w:r>
+          </w:p>
+        </w:tc>
+        <w:tc>
+          <w:tcPr>
+            <w:tcW w:type="dxa" w:w="2160"/>
+          </w:tcPr>
+          <w:p>
+            <w:r>
+              <w:t>certificate</w:t>
+            </w:r>
+          </w:p>
+        </w:tc>
+        <w:tc>
+          <w:tcPr>
+            <w:tcW w:type="dxa" w:w="2160"/>
+          </w:tcPr>
+          <w:p>
+            <w:r>
+              <w:t>2025-11-11 12:00</w:t>
+            </w:r>
+          </w:p>
+        </w:tc>
+      </w:tr>
+    </w:tbl>
+    <w:p/>
     <w:sectPr>
       <w:pgSz w:w="12240" w:h="15840"/>
       <w:pgMar w:top="1440" w:right="1800" w:bottom="1440" w:left="1800" w:header="720" w:footer="720" w:gutter="0"/>
